--- a/docs/DOCUMENTACAO_CONECTFOME.docx
+++ b/docs/DOCUMENTACAO_CONECTFOME.docx
@@ -374,7 +374,7 @@
           <w:szCs w:val="22"/>
         </w:rPr>
         <w:tab/>
-        <w:t xml:space="preserve">4</w:t>
+        <w:t xml:space="preserve">5</w:t>
       </w:r>
     </w:p>
     <w:p>
@@ -402,7 +402,7 @@
           <w:szCs w:val="22"/>
         </w:rPr>
         <w:tab/>
-        <w:t xml:space="preserve">5</w:t>
+        <w:t xml:space="preserve">6</w:t>
       </w:r>
     </w:p>
     <w:p>
@@ -514,7 +514,7 @@
           <w:szCs w:val="20"/>
         </w:rPr>
         <w:tab/>
-        <w:t xml:space="preserve">7</w:t>
+        <w:t xml:space="preserve">8</w:t>
       </w:r>
     </w:p>
     <w:p>
@@ -654,7 +654,7 @@
           <w:szCs w:val="20"/>
         </w:rPr>
         <w:tab/>
-        <w:t xml:space="preserve">10</w:t>
+        <w:t xml:space="preserve">11</w:t>
       </w:r>
     </w:p>
     <w:p>
@@ -710,7 +710,7 @@
           <w:szCs w:val="20"/>
         </w:rPr>
         <w:tab/>
-        <w:t xml:space="preserve">12</w:t>
+        <w:t xml:space="preserve">13</w:t>
       </w:r>
     </w:p>
     <w:p>
@@ -738,7 +738,7 @@
           <w:szCs w:val="20"/>
         </w:rPr>
         <w:tab/>
-        <w:t xml:space="preserve">13</w:t>
+        <w:t xml:space="preserve">14</w:t>
       </w:r>
     </w:p>
     <w:p>
@@ -766,7 +766,7 @@
           <w:szCs w:val="20"/>
         </w:rPr>
         <w:tab/>
-        <w:t xml:space="preserve">13</w:t>
+        <w:t xml:space="preserve">14</w:t>
       </w:r>
     </w:p>
     <w:p>
@@ -785,7 +785,7 @@
           <w:sz w:val="20"/>
           <w:szCs w:val="20"/>
         </w:rPr>
-        <w:t xml:space="preserve">8.7 Logística de coleta</w:t>
+        <w:t xml:space="preserve">8.7 Urgência e notificações</w:t>
       </w:r>
       <w:r>
         <w:rPr>
@@ -794,7 +794,7 @@
           <w:szCs w:val="20"/>
         </w:rPr>
         <w:tab/>
-        <w:t xml:space="preserve">14</w:t>
+        <w:t xml:space="preserve">15</w:t>
       </w:r>
     </w:p>
     <w:p>
@@ -813,7 +813,7 @@
           <w:sz w:val="20"/>
           <w:szCs w:val="20"/>
         </w:rPr>
-        <w:t xml:space="preserve">8.8 Relatórios</w:t>
+        <w:t xml:space="preserve">8.8 Logística de coleta</w:t>
       </w:r>
       <w:r>
         <w:rPr>
@@ -822,7 +822,7 @@
           <w:szCs w:val="20"/>
         </w:rPr>
         <w:tab/>
-        <w:t xml:space="preserve">14</w:t>
+        <w:t xml:space="preserve">15</w:t>
       </w:r>
     </w:p>
     <w:p>
@@ -841,7 +841,7 @@
           <w:sz w:val="20"/>
           <w:szCs w:val="20"/>
         </w:rPr>
-        <w:t xml:space="preserve">8.9 Testes e implantação</w:t>
+        <w:t xml:space="preserve">8.9 Comprovantes e relatórios</w:t>
       </w:r>
       <w:r>
         <w:rPr>
@@ -850,7 +850,7 @@
           <w:szCs w:val="20"/>
         </w:rPr>
         <w:tab/>
-        <w:t xml:space="preserve">14</w:t>
+        <w:t xml:space="preserve">15</w:t>
       </w:r>
     </w:p>
     <w:p>
@@ -869,7 +869,7 @@
           <w:sz w:val="20"/>
           <w:szCs w:val="20"/>
         </w:rPr>
-        <w:t xml:space="preserve">8.10 O que foi planejado e o que foi entregue</w:t>
+        <w:t xml:space="preserve">8.10 Testes e implantação</w:t>
       </w:r>
       <w:r>
         <w:rPr>
@@ -879,6 +879,34 @@
         </w:rPr>
         <w:tab/>
         <w:t xml:space="preserve">15</w:t>
+      </w:r>
+    </w:p>
+    <w:p>
+      <w:pPr>
+        <w:tabs>
+          <w:tab w:val="right" w:pos="9071" w:leader="dot"/>
+        </w:tabs>
+        <w:spacing w:after="40" w:before="0" w:line="276"/>
+        <w:ind w:left="400"/>
+      </w:pPr>
+      <w:r>
+        <w:rPr>
+          <w:rFonts w:ascii="Arial" w:cs="Arial" w:eastAsia="Arial" w:hAnsi="Arial"/>
+          <w:b w:val="false"/>
+          <w:bCs w:val="false"/>
+          <w:sz w:val="20"/>
+          <w:szCs w:val="20"/>
+        </w:rPr>
+        <w:t xml:space="preserve">8.11 Escopo e decisões de projeto</w:t>
+      </w:r>
+      <w:r>
+        <w:rPr>
+          <w:rFonts w:ascii="Arial" w:cs="Arial" w:eastAsia="Arial" w:hAnsi="Arial"/>
+          <w:sz w:val="20"/>
+          <w:szCs w:val="20"/>
+        </w:rPr>
+        <w:tab/>
+        <w:t xml:space="preserve">16</w:t>
       </w:r>
     </w:p>
     <w:p>
@@ -906,7 +934,7 @@
           <w:szCs w:val="22"/>
         </w:rPr>
         <w:tab/>
-        <w:t xml:space="preserve">15</w:t>
+        <w:t xml:space="preserve">17</w:t>
       </w:r>
     </w:p>
     <w:p>
@@ -934,7 +962,7 @@
           <w:szCs w:val="20"/>
         </w:rPr>
         <w:tab/>
-        <w:t xml:space="preserve">15</w:t>
+        <w:t xml:space="preserve">17</w:t>
       </w:r>
     </w:p>
     <w:p>
@@ -962,7 +990,7 @@
           <w:szCs w:val="20"/>
         </w:rPr>
         <w:tab/>
-        <w:t xml:space="preserve">16</w:t>
+        <w:t xml:space="preserve">17</w:t>
       </w:r>
     </w:p>
     <w:p>
@@ -990,7 +1018,7 @@
           <w:szCs w:val="22"/>
         </w:rPr>
         <w:tab/>
-        <w:t xml:space="preserve">16</w:t>
+        <w:t xml:space="preserve">17</w:t>
       </w:r>
     </w:p>
     <w:p>
@@ -1018,7 +1046,7 @@
           <w:szCs w:val="22"/>
         </w:rPr>
         <w:tab/>
-        <w:t xml:space="preserve">18</w:t>
+        <w:t xml:space="preserve">19</w:t>
       </w:r>
     </w:p>
     <w:p>
@@ -1046,7 +1074,7 @@
           <w:szCs w:val="22"/>
         </w:rPr>
         <w:tab/>
-        <w:t xml:space="preserve">19</w:t>
+        <w:t xml:space="preserve">20</w:t>
       </w:r>
     </w:p>
     <w:p>
@@ -1074,7 +1102,7 @@
           <w:szCs w:val="22"/>
         </w:rPr>
         <w:tab/>
-        <w:t xml:space="preserve">20</w:t>
+        <w:t xml:space="preserve">21</w:t>
       </w:r>
     </w:p>
     <w:p>
@@ -1102,7 +1130,7 @@
           <w:szCs w:val="20"/>
         </w:rPr>
         <w:tab/>
-        <w:t xml:space="preserve">21</w:t>
+        <w:t xml:space="preserve">22</w:t>
       </w:r>
     </w:p>
     <w:p>
@@ -1130,7 +1158,7 @@
           <w:szCs w:val="20"/>
         </w:rPr>
         <w:tab/>
-        <w:t xml:space="preserve">21</w:t>
+        <w:t xml:space="preserve">22</w:t>
       </w:r>
     </w:p>
     <w:p>
@@ -1158,7 +1186,7 @@
           <w:szCs w:val="20"/>
         </w:rPr>
         <w:tab/>
-        <w:t xml:space="preserve">22</w:t>
+        <w:t xml:space="preserve">23</w:t>
       </w:r>
     </w:p>
     <w:p>
@@ -1186,7 +1214,7 @@
           <w:szCs w:val="22"/>
         </w:rPr>
         <w:tab/>
-        <w:t xml:space="preserve">22</w:t>
+        <w:t xml:space="preserve">23</w:t>
       </w:r>
     </w:p>
     <w:p>
@@ -1214,7 +1242,7 @@
           <w:szCs w:val="22"/>
         </w:rPr>
         <w:tab/>
-        <w:t xml:space="preserve">23</w:t>
+        <w:t xml:space="preserve">24</w:t>
       </w:r>
     </w:p>
     <w:p>
@@ -1242,7 +1270,7 @@
           <w:szCs w:val="22"/>
         </w:rPr>
         <w:tab/>
-        <w:t xml:space="preserve">23</w:t>
+        <w:t xml:space="preserve">24</w:t>
       </w:r>
     </w:p>
     <w:p>
@@ -2069,7 +2097,7 @@
           <w:sz w:val="24"/>
           <w:szCs w:val="24"/>
         </w:rPr>
-        <w:t xml:space="preserve">O ConectFome é uma plataforma web que aproxima esses dois polos. Mercados, restaurantes e feiras (doadores) registram os excedentes que ainda estão próprios para consumo; ONGs e famílias em situação de vulnerabilidade (receptores) são cadastradas; e uma administração central casa cada doação com um receptor, organiza a coleta em rotas com veículo e voluntário e acompanha o alimento até a confirmação de recebimento. O sistema produz, ao final, um relatório de quanto alimento foi efetivamente resgatado por mês, por doador e por receptor.</w:t>
+        <w:t xml:space="preserve">O ConectFome é uma plataforma web que aproxima esses dois polos. Estabelecimentos (doadores) registram os excedentes que ainda estão próprios para consumo, informando validade, janela de coleta e condição de armazenamento. Instituições e famílias (receptores) veem em um painel as oportunidades disponíveis, ordenadas por urgência, e reservam as que conseguem aproveitar. A administração acompanha o fluxo, reatribui doações quando necessário e organiza a coleta em rotas com veículo e voluntário, com mapa e ordem sugerida das paradas. Cada passo fica registrado em um histórico (quem fez e quando), e o sistema emite o comprovante da doação e relatórios do alimento efetivamente resgatado por mês, por doador e por receptor.</w:t>
       </w:r>
     </w:p>
     <w:p>
@@ -2084,7 +2112,7 @@
           <w:sz w:val="24"/>
           <w:szCs w:val="24"/>
         </w:rPr>
-        <w:t xml:space="preserve">A proposta se relaciona diretamente com o ODS 2 (Fome Zero), ao ampliar o acesso a alimentos, e com o ODS 12 (Consumo e Produção Responsáveis), ao reduzir perdas evitáveis. Este documento descreve o problema, o planejamento, o produto desenvolvido, as análises de usuário e de mercado e os limites do que foi entregue.</w:t>
+        <w:t xml:space="preserve">A proposta se relaciona diretamente com o ODS 2 (Fome Zero), ao ampliar o acesso a alimentos, e com o ODS 12 (Consumo e Produção Responsáveis), ao reduzir perdas evitáveis. Este documento descreve o problema, o planejamento, o produto, as análises de usuário e de mercado e os limites do escopo do MVP.</w:t>
       </w:r>
     </w:p>
     <w:p>
@@ -2121,7 +2149,7 @@
           <w:sz w:val="24"/>
           <w:szCs w:val="24"/>
         </w:rPr>
-        <w:t xml:space="preserve">Desenvolver um sistema web responsivo que conecte doadores de alimentos a organizações e famílias receptoras cadastradas, organizando a identificação, a reserva, a coleta e a confirmação de entrega de alimentos que seriam descartados, e que disponibilize indicadores sobre o volume resgatado.</w:t>
+        <w:t xml:space="preserve">Desenvolver um sistema web responsivo que conecte doadores de alimentos a organizações e famílias receptoras cadastradas, organizando a identificação, a reserva, a coleta e a confirmação de entrega de alimentos que seriam descartados, e que disponibilize comprovantes e indicadores sobre o volume resgatado.</w:t>
       </w:r>
     </w:p>
     <w:p>
@@ -2170,7 +2198,7 @@
           <w:sz w:val="24"/>
           <w:szCs w:val="24"/>
         </w:rPr>
-        <w:t xml:space="preserve">Registrar as doações com categoria, descrição, quantidade estimada em quilogramas, validade e janela de coleta.</w:t>
+        <w:t xml:space="preserve">Registrar as doações com categoria, descrição, quantidade estimada em quilogramas, validade, janela de coleta e condição de armazenamento.</w:t>
       </w:r>
     </w:p>
     <w:p>
@@ -2189,7 +2217,7 @@
           <w:sz w:val="24"/>
           <w:szCs w:val="24"/>
         </w:rPr>
-        <w:t xml:space="preserve">Acompanhar cada doação por um ciclo de status rastreável: disponível, reservada, agendada, coletada, entregue, cancelada ou vencida.</w:t>
+        <w:t xml:space="preserve">Oferecer ao receptor um painel de oportunidades ordenado por urgência, com reserva direta das doações.</w:t>
       </w:r>
     </w:p>
     <w:p>
@@ -2208,7 +2236,7 @@
           <w:sz w:val="24"/>
           <w:szCs w:val="24"/>
         </w:rPr>
-        <w:t xml:space="preserve">Organizar a coleta em rotas, associando veículo, voluntário e as doações a recolher.</w:t>
+        <w:t xml:space="preserve">Sinalizar doações com prazo curto e notificar os envolvidos nos eventos relevantes do fluxo.</w:t>
       </w:r>
     </w:p>
     <w:p>
@@ -2227,7 +2255,7 @@
           <w:sz w:val="24"/>
           <w:szCs w:val="24"/>
         </w:rPr>
-        <w:t xml:space="preserve">Registrar a quantidade realmente coletada e a confirmação de recebimento pelo receptor.</w:t>
+        <w:t xml:space="preserve">Acompanhar cada doação por um ciclo de status rastreável (disponível, reservada, agendada, coletada, entregue, cancelada ou vencida) com histórico de quem executou cada ação.</w:t>
       </w:r>
     </w:p>
     <w:p>
@@ -2246,7 +2274,7 @@
           <w:sz w:val="24"/>
           <w:szCs w:val="24"/>
         </w:rPr>
-        <w:t xml:space="preserve">Gerar relatórios de alimento resgatado por mês, por doador e por receptor, além de indicadores-resumo.</w:t>
+        <w:t xml:space="preserve">Organizar a coleta em rotas, com veículo, voluntário, mapa, ordem sugerida das paradas e verificação da capacidade do veículo.</w:t>
       </w:r>
     </w:p>
     <w:p>
@@ -2265,6 +2293,44 @@
           <w:sz w:val="24"/>
           <w:szCs w:val="24"/>
         </w:rPr>
+        <w:t xml:space="preserve">Registrar a quantidade realmente coletada, a confirmação de recebimento pelo receptor e emitir o comprovante da doação.</w:t>
+      </w:r>
+    </w:p>
+    <w:p>
+      <w:pPr>
+        <w:pStyle w:val="ListParagraph"/>
+        <w:numPr>
+          <w:ilvl w:val="0"/>
+          <w:numId w:val="2"/>
+        </w:numPr>
+        <w:spacing w:after="60" w:line="320"/>
+        <w:jc w:val="both"/>
+      </w:pPr>
+      <w:r>
+        <w:rPr>
+          <w:rFonts w:ascii="Arial" w:cs="Arial" w:eastAsia="Arial" w:hAnsi="Arial"/>
+          <w:sz w:val="24"/>
+          <w:szCs w:val="24"/>
+        </w:rPr>
+        <w:t xml:space="preserve">Gerar relatórios de alimento resgatado por mês, por doador e por receptor, com taxas de resgate, perda e entrega.</w:t>
+      </w:r>
+    </w:p>
+    <w:p>
+      <w:pPr>
+        <w:pStyle w:val="ListParagraph"/>
+        <w:numPr>
+          <w:ilvl w:val="0"/>
+          <w:numId w:val="2"/>
+        </w:numPr>
+        <w:spacing w:after="60" w:line="320"/>
+        <w:jc w:val="both"/>
+      </w:pPr>
+      <w:r>
+        <w:rPr>
+          <w:rFonts w:ascii="Arial" w:cs="Arial" w:eastAsia="Arial" w:hAnsi="Arial"/>
+          <w:sz w:val="24"/>
+          <w:szCs w:val="24"/>
+        </w:rPr>
         <w:t xml:space="preserve">Garantir controle de acesso por papel (administrador, doador e receptor) e proteção básica dos dados dos usuários.</w:t>
       </w:r>
     </w:p>
@@ -2382,7 +2448,7 @@
           <w:sz w:val="24"/>
           <w:szCs w:val="24"/>
         </w:rPr>
-        <w:t xml:space="preserve">O projeto foi planejado para nove semanas. A coluna “Evidência” indica onde o resultado de cada etapa pode ser verificado no repositório.</w:t>
+        <w:t xml:space="preserve">O projeto foi planejado para nove semanas. A coluna “Evidência” indica onde o resultado de cada etapa pode ser verificado.</w:t>
       </w:r>
     </w:p>
     <w:tbl>
@@ -3088,7 +3154,7 @@
                 <w:sz w:val="20"/>
                 <w:szCs w:val="20"/>
               </w:rPr>
-              <w:t xml:space="preserve">Commit 4f15000 – schema Prisma e autenticação</w:t>
+              <w:t xml:space="preserve">backend/prisma/schema.prisma; Seções 8.3 e 8.4</w:t>
             </w:r>
           </w:p>
         </w:tc>
@@ -3221,7 +3287,7 @@
                 <w:sz w:val="20"/>
                 <w:szCs w:val="20"/>
               </w:rPr>
-              <w:t xml:space="preserve">Interface em React/Tailwind (frontend/). Arquivo do protótipo no Figma a ser anexado pela equipe</w:t>
+              <w:t xml:space="preserve">Protótipo no Figma; frontend/src/pages</w:t>
             </w:r>
           </w:p>
         </w:tc>
@@ -3292,7 +3358,7 @@
                 <w:sz w:val="20"/>
                 <w:szCs w:val="20"/>
               </w:rPr>
-              <w:t xml:space="preserve">Cadastro de doadores e receptores</w:t>
+              <w:t xml:space="preserve">Autenticação e cadastros de doadores e receptores</w:t>
             </w:r>
           </w:p>
         </w:tc>
@@ -3358,7 +3424,7 @@
                 <w:sz w:val="20"/>
                 <w:szCs w:val="20"/>
               </w:rPr>
-              <w:t xml:space="preserve">Commit 39eed67</w:t>
+              <w:t xml:space="preserve">backend/src/services (Auth, Donor, Recipient)</w:t>
             </w:r>
           </w:p>
         </w:tc>
@@ -3427,7 +3493,7 @@
                 <w:sz w:val="20"/>
                 <w:szCs w:val="20"/>
               </w:rPr>
-              <w:t xml:space="preserve">Doações e agendamentos</w:t>
+              <w:t xml:space="preserve">Doações: painel de oportunidades, reserva, histórico e notificações</w:t>
             </w:r>
           </w:p>
         </w:tc>
@@ -3491,7 +3557,7 @@
                 <w:sz w:val="20"/>
                 <w:szCs w:val="20"/>
               </w:rPr>
-              <w:t xml:space="preserve">Commit 22ead90 (ciclo de vida das doações)</w:t>
+              <w:t xml:space="preserve">DonationService; frontend/src/pages/donations</w:t>
             </w:r>
           </w:p>
         </w:tc>
@@ -3562,7 +3628,7 @@
                 <w:sz w:val="20"/>
                 <w:szCs w:val="20"/>
               </w:rPr>
-              <w:t xml:space="preserve">Rotas de coleta e relatórios</w:t>
+              <w:t xml:space="preserve">Rotas com mapa, comprovantes e relatórios</w:t>
             </w:r>
           </w:p>
         </w:tc>
@@ -3628,7 +3694,7 @@
                 <w:sz w:val="20"/>
                 <w:szCs w:val="20"/>
               </w:rPr>
-              <w:t xml:space="preserve">Commits 1a24d78 (logística) e 5dd39c9 (relatórios)</w:t>
+              <w:t xml:space="preserve">PickupRouteService; ReportService; telas de logística e relatórios</w:t>
             </w:r>
           </w:p>
         </w:tc>
@@ -3761,7 +3827,7 @@
                 <w:sz w:val="20"/>
                 <w:szCs w:val="20"/>
               </w:rPr>
-              <w:t xml:space="preserve">81 testes automatizados; commit 7b73aa6 (polimento); CI no GitHub Actions</w:t>
+              <w:t xml:space="preserve">backend/tests; frontend/tests; .github/workflows/ci.yml</w:t>
             </w:r>
           </w:p>
         </w:tc>
@@ -3898,7 +3964,7 @@
                 <w:sz w:val="20"/>
                 <w:szCs w:val="20"/>
               </w:rPr>
-              <w:t xml:space="preserve">Este documento e o artigo; configuração de deploy (commit 2201c94)</w:t>
+              <w:t xml:space="preserve">Este documento e o artigo científico</w:t>
             </w:r>
           </w:p>
         </w:tc>
@@ -4365,7 +4431,7 @@
                 <w:sz w:val="20"/>
                 <w:szCs w:val="20"/>
               </w:rPr>
-              <w:t xml:space="preserve">8 modelos e 6 enumerações; migração versionada</w:t>
+              <w:t xml:space="preserve">Modelos e enumerações versionados por migração</w:t>
             </w:r>
           </w:p>
         </w:tc>
@@ -4402,7 +4468,7 @@
                 <w:sz w:val="20"/>
                 <w:szCs w:val="20"/>
               </w:rPr>
-              <w:t xml:space="preserve">Validação</w:t>
+              <w:t xml:space="preserve">Mapas e geocodificação</w:t>
             </w:r>
           </w:p>
         </w:tc>
@@ -4434,7 +4500,7 @@
                 <w:sz w:val="20"/>
                 <w:szCs w:val="20"/>
               </w:rPr>
-              <w:t xml:space="preserve">Zod</w:t>
+              <w:t xml:space="preserve">Leaflet, OpenStreetMap e Nominatim</w:t>
             </w:r>
           </w:p>
         </w:tc>
@@ -4466,7 +4532,7 @@
                 <w:sz w:val="20"/>
                 <w:szCs w:val="20"/>
               </w:rPr>
-              <w:t xml:space="preserve">Validação de entrada nos controllers e das variáveis de ambiente</w:t>
+              <w:t xml:space="preserve">Mapa da rota, coordenadas dos endereços e distância estimada</w:t>
             </w:r>
           </w:p>
         </w:tc>
@@ -4504,7 +4570,7 @@
                 <w:sz w:val="20"/>
                 <w:szCs w:val="20"/>
               </w:rPr>
-              <w:t xml:space="preserve">Frontend</w:t>
+              <w:t xml:space="preserve">Validação</w:t>
             </w:r>
           </w:p>
         </w:tc>
@@ -4537,7 +4603,7 @@
                 <w:sz w:val="20"/>
                 <w:szCs w:val="20"/>
               </w:rPr>
-              <w:t xml:space="preserve">React, Vite, TypeScript, Tailwind CSS</w:t>
+              <w:t xml:space="preserve">Zod</w:t>
             </w:r>
           </w:p>
         </w:tc>
@@ -4570,7 +4636,7 @@
                 <w:sz w:val="20"/>
                 <w:szCs w:val="20"/>
               </w:rPr>
-              <w:t xml:space="preserve">Interface responsiva organizada por módulos</w:t>
+              <w:t xml:space="preserve">Validação de entrada nos controllers e das variáveis de ambiente</w:t>
             </w:r>
           </w:p>
         </w:tc>
@@ -4607,7 +4673,7 @@
                 <w:sz w:val="20"/>
                 <w:szCs w:val="20"/>
               </w:rPr>
-              <w:t xml:space="preserve">Estado do servidor</w:t>
+              <w:t xml:space="preserve">Frontend</w:t>
             </w:r>
           </w:p>
         </w:tc>
@@ -4639,7 +4705,7 @@
                 <w:sz w:val="20"/>
                 <w:szCs w:val="20"/>
               </w:rPr>
-              <w:t xml:space="preserve">TanStack Query e Axios</w:t>
+              <w:t xml:space="preserve">React, Vite, TypeScript, Tailwind CSS</w:t>
             </w:r>
           </w:p>
         </w:tc>
@@ -4671,7 +4737,7 @@
                 <w:sz w:val="20"/>
                 <w:szCs w:val="20"/>
               </w:rPr>
-              <w:t xml:space="preserve">Hooks por domínio e chamadas à API</w:t>
+              <w:t xml:space="preserve">Interface responsiva organizada por módulos</w:t>
             </w:r>
           </w:p>
         </w:tc>
@@ -4709,7 +4775,7 @@
                 <w:sz w:val="20"/>
                 <w:szCs w:val="20"/>
               </w:rPr>
-              <w:t xml:space="preserve">Testes</w:t>
+              <w:t xml:space="preserve">Estado do servidor</w:t>
             </w:r>
           </w:p>
         </w:tc>
@@ -4742,7 +4808,7 @@
                 <w:sz w:val="20"/>
                 <w:szCs w:val="20"/>
               </w:rPr>
-              <w:t xml:space="preserve">Vitest</w:t>
+              <w:t xml:space="preserve">TanStack Query e Axios</w:t>
             </w:r>
           </w:p>
         </w:tc>
@@ -4775,7 +4841,7 @@
                 <w:sz w:val="20"/>
                 <w:szCs w:val="20"/>
               </w:rPr>
-              <w:t xml:space="preserve">Testes unitários com Prisma simulado (mock)</w:t>
+              <w:t xml:space="preserve">Hooks por domínio e chamadas à API</w:t>
             </w:r>
           </w:p>
         </w:tc>
@@ -4812,7 +4878,7 @@
                 <w:sz w:val="20"/>
                 <w:szCs w:val="20"/>
               </w:rPr>
-              <w:t xml:space="preserve">Integração contínua</w:t>
+              <w:t xml:space="preserve">Testes</w:t>
             </w:r>
           </w:p>
         </w:tc>
@@ -4844,7 +4910,7 @@
                 <w:sz w:val="20"/>
                 <w:szCs w:val="20"/>
               </w:rPr>
-              <w:t xml:space="preserve">GitHub Actions</w:t>
+              <w:t xml:space="preserve">Vitest e Testing Library</w:t>
             </w:r>
           </w:p>
         </w:tc>
@@ -4876,7 +4942,7 @@
                 <w:sz w:val="20"/>
                 <w:szCs w:val="20"/>
               </w:rPr>
-              <w:t xml:space="preserve">Instala, audita dependências, testa e compila backend e frontend</w:t>
+              <w:t xml:space="preserve">Testes unitários (Prisma simulado), de integração com PostgreSQL real e de componentes</w:t>
             </w:r>
           </w:p>
         </w:tc>
@@ -4914,7 +4980,7 @@
                 <w:sz w:val="20"/>
                 <w:szCs w:val="20"/>
               </w:rPr>
-              <w:t xml:space="preserve">Implantação</w:t>
+              <w:t xml:space="preserve">Integração contínua</w:t>
             </w:r>
           </w:p>
         </w:tc>
@@ -4947,7 +5013,7 @@
                 <w:sz w:val="20"/>
                 <w:szCs w:val="20"/>
               </w:rPr>
-              <w:t xml:space="preserve">Render (API), Vercel (frontend), Supabase (PostgreSQL)</w:t>
+              <w:t xml:space="preserve">GitHub Actions</w:t>
             </w:r>
           </w:p>
         </w:tc>
@@ -4980,7 +5046,7 @@
                 <w:sz w:val="20"/>
                 <w:szCs w:val="20"/>
               </w:rPr>
-              <w:t xml:space="preserve">Arquivos render.yaml e vercel.json no repositório</w:t>
+              <w:t xml:space="preserve">Instala, audita dependências, executa os testes (inclusive de integração com banco) e compila backend e frontend</w:t>
             </w:r>
           </w:p>
         </w:tc>
@@ -5017,6 +5083,108 @@
                 <w:sz w:val="20"/>
                 <w:szCs w:val="20"/>
               </w:rPr>
+              <w:t xml:space="preserve">Implantação</w:t>
+            </w:r>
+          </w:p>
+        </w:tc>
+        <w:tc>
+          <w:tcPr>
+            <w:tcW w:type="dxa" w:w="3000"/>
+            <w:tcBorders>
+              <w:top w:val="single" w:color="C9D1D9" w:sz="4"/>
+              <w:left w:val="single" w:color="C9D1D9" w:sz="4"/>
+              <w:bottom w:val="single" w:color="C9D1D9" w:sz="4"/>
+              <w:right w:val="single" w:color="C9D1D9" w:sz="4"/>
+            </w:tcBorders>
+            <w:tcMar>
+              <w:top w:type="dxa" w:w="70"/>
+              <w:left w:type="dxa" w:w="110"/>
+              <w:bottom w:type="dxa" w:w="70"/>
+              <w:right w:type="dxa" w:w="110"/>
+            </w:tcMar>
+            <w:vAlign w:val="top"/>
+          </w:tcPr>
+          <w:p>
+            <w:pPr>
+              <w:spacing w:after="40" w:line="276"/>
+              <w:jc w:val="left"/>
+            </w:pPr>
+            <w:r>
+              <w:rPr>
+                <w:rFonts w:ascii="Arial" w:cs="Arial" w:eastAsia="Arial" w:hAnsi="Arial"/>
+                <w:sz w:val="20"/>
+                <w:szCs w:val="20"/>
+              </w:rPr>
+              <w:t xml:space="preserve">Render (API), Vercel (frontend), Supabase (PostgreSQL)</w:t>
+            </w:r>
+          </w:p>
+        </w:tc>
+        <w:tc>
+          <w:tcPr>
+            <w:tcW w:type="dxa" w:w="4371"/>
+            <w:tcBorders>
+              <w:top w:val="single" w:color="C9D1D9" w:sz="4"/>
+              <w:left w:val="single" w:color="C9D1D9" w:sz="4"/>
+              <w:bottom w:val="single" w:color="C9D1D9" w:sz="4"/>
+              <w:right w:val="single" w:color="C9D1D9" w:sz="4"/>
+            </w:tcBorders>
+            <w:tcMar>
+              <w:top w:type="dxa" w:w="70"/>
+              <w:left w:type="dxa" w:w="110"/>
+              <w:bottom w:type="dxa" w:w="70"/>
+              <w:right w:type="dxa" w:w="110"/>
+            </w:tcMar>
+            <w:vAlign w:val="top"/>
+          </w:tcPr>
+          <w:p>
+            <w:pPr>
+              <w:spacing w:after="40" w:line="276"/>
+              <w:jc w:val="left"/>
+            </w:pPr>
+            <w:r>
+              <w:rPr>
+                <w:rFonts w:ascii="Arial" w:cs="Arial" w:eastAsia="Arial" w:hAnsi="Arial"/>
+                <w:sz w:val="20"/>
+                <w:szCs w:val="20"/>
+              </w:rPr>
+              <w:t xml:space="preserve">Arquivos render.yaml e vercel.json no repositório</w:t>
+            </w:r>
+          </w:p>
+        </w:tc>
+      </w:tr>
+      <w:tr>
+        <w:trPr>
+          <w:cantSplit/>
+        </w:trPr>
+        <w:tc>
+          <w:tcPr>
+            <w:tcW w:type="dxa" w:w="1700"/>
+            <w:tcBorders>
+              <w:top w:val="single" w:color="C9D1D9" w:sz="4"/>
+              <w:left w:val="single" w:color="C9D1D9" w:sz="4"/>
+              <w:bottom w:val="single" w:color="C9D1D9" w:sz="4"/>
+              <w:right w:val="single" w:color="C9D1D9" w:sz="4"/>
+            </w:tcBorders>
+            <w:shd w:fill="F7F9FA" w:color="auto" w:val="clear"/>
+            <w:tcMar>
+              <w:top w:type="dxa" w:w="70"/>
+              <w:left w:type="dxa" w:w="110"/>
+              <w:bottom w:type="dxa" w:w="70"/>
+              <w:right w:type="dxa" w:w="110"/>
+            </w:tcMar>
+            <w:vAlign w:val="top"/>
+          </w:tcPr>
+          <w:p>
+            <w:pPr>
+              <w:spacing w:after="40" w:line="276"/>
+              <w:jc w:val="left"/>
+            </w:pPr>
+            <w:r>
+              <w:rPr>
+                <w:rFonts w:ascii="Arial" w:cs="Arial" w:eastAsia="Arial" w:hAnsi="Arial"/>
+                <w:sz w:val="20"/>
+                <w:szCs w:val="20"/>
+              </w:rPr>
               <w:t xml:space="preserve">Gestão e design</w:t>
             </w:r>
           </w:p>
@@ -5030,6 +5198,7 @@
               <w:bottom w:val="single" w:color="C9D1D9" w:sz="4"/>
               <w:right w:val="single" w:color="C9D1D9" w:sz="4"/>
             </w:tcBorders>
+            <w:shd w:fill="F7F9FA" w:color="auto" w:val="clear"/>
             <w:tcMar>
               <w:top w:type="dxa" w:w="70"/>
               <w:left w:type="dxa" w:w="110"/>
@@ -5062,6 +5231,7 @@
               <w:bottom w:val="single" w:color="C9D1D9" w:sz="4"/>
               <w:right w:val="single" w:color="C9D1D9" w:sz="4"/>
             </w:tcBorders>
+            <w:shd w:fill="F7F9FA" w:color="auto" w:val="clear"/>
             <w:tcMar>
               <w:top w:type="dxa" w:w="70"/>
               <w:left w:type="dxa" w:w="110"/>
@@ -5208,7 +5378,7 @@
           <w:sz w:val="24"/>
           <w:szCs w:val="24"/>
         </w:rPr>
-        <w:t xml:space="preserve">Banco:</w:t>
+        <w:t xml:space="preserve">Auditoria:</w:t>
       </w:r>
       <w:r>
         <w:rPr>
@@ -5216,7 +5386,7 @@
           <w:sz w:val="24"/>
           <w:szCs w:val="24"/>
         </w:rPr>
-        <w:t xml:space="preserve"> consultas pelo Prisma; a única consulta SQL direta (agregação mensal do relatório) usa parâmetros e não concatenação de texto.</w:t>
+        <w:t xml:space="preserve"> cada transição de estado da doação grava o usuário, a data e os estados de origem e destino.</w:t>
       </w:r>
     </w:p>
     <w:p>
@@ -5237,7 +5407,7 @@
           <w:sz w:val="24"/>
           <w:szCs w:val="24"/>
         </w:rPr>
-        <w:t xml:space="preserve">Pipeline:</w:t>
+        <w:t xml:space="preserve">Banco:</w:t>
       </w:r>
       <w:r>
         <w:rPr>
@@ -5245,7 +5415,36 @@
           <w:sz w:val="24"/>
           <w:szCs w:val="24"/>
         </w:rPr>
-        <w:t xml:space="preserve"> a integração contínua falha se houver vulnerabilidade alta ou crítica nas dependências do backend, se algum teste falhar ou se a compilação não passar.</w:t>
+        <w:t xml:space="preserve"> consultas pelo Prisma; a única consulta SQL direta (agregação mensal do relatório) usa parâmetros e não concatenação de texto.</w:t>
+      </w:r>
+    </w:p>
+    <w:p>
+      <w:pPr>
+        <w:pStyle w:val="ListParagraph"/>
+        <w:numPr>
+          <w:ilvl w:val="0"/>
+          <w:numId w:val="2"/>
+        </w:numPr>
+        <w:spacing w:after="60" w:line="320"/>
+        <w:jc w:val="both"/>
+      </w:pPr>
+      <w:r>
+        <w:rPr>
+          <w:rFonts w:ascii="Arial" w:cs="Arial" w:eastAsia="Arial" w:hAnsi="Arial"/>
+          <w:b/>
+          <w:bCs/>
+          <w:sz w:val="24"/>
+          <w:szCs w:val="24"/>
+        </w:rPr>
+        <w:t xml:space="preserve">Pipeline:</w:t>
+      </w:r>
+      <w:r>
+        <w:rPr>
+          <w:rFonts w:ascii="Arial" w:cs="Arial" w:eastAsia="Arial" w:hAnsi="Arial"/>
+          <w:sz w:val="24"/>
+          <w:szCs w:val="24"/>
+        </w:rPr>
+        <w:t xml:space="preserve"> a integração contínua falha se houver vulnerabilidade alta ou crítica nas dependências do backend, se algum teste (unitário ou de integração) falhar ou se a compilação não passar.</w:t>
       </w:r>
     </w:p>
     <w:p>
@@ -7993,7 +8192,7 @@
                 <w:sz w:val="20"/>
                 <w:szCs w:val="20"/>
               </w:rPr>
-              <w:t xml:space="preserve">Cadastro, edição e desativação (exclusão lógica) de doadores, com tipo (mercado, restaurante, feira, outro) e dados de contato e endereço</w:t>
+              <w:t xml:space="preserve">Cadastro, edição e desativação (exclusão lógica) de doadores, com tipo, contato e endereço</w:t>
             </w:r>
           </w:p>
         </w:tc>
@@ -8198,7 +8397,7 @@
                 <w:sz w:val="20"/>
                 <w:szCs w:val="20"/>
               </w:rPr>
-              <w:t xml:space="preserve">Registro de doação: categoria, descrição, quantidade estimada em kg, validade, janela de coleta e observações</w:t>
+              <w:t xml:space="preserve">Registro de doação: categoria, descrição, quantidade estimada em kg, validade, janela de coleta, condição de armazenamento (ambiente, refrigerado ou congelado), observações e declaração de que o alimento está próprio para consumo</w:t>
             </w:r>
           </w:p>
         </w:tc>
@@ -8403,7 +8602,7 @@
                 <w:sz w:val="20"/>
                 <w:szCs w:val="20"/>
               </w:rPr>
-              <w:t xml:space="preserve">Casamento da doação com um receptor ativo (status reservada)</w:t>
+              <w:t xml:space="preserve">Painel de oportunidades: doações disponíveis, filtráveis por cidade e categoria e ordenadas por urgência</w:t>
             </w:r>
           </w:p>
         </w:tc>
@@ -8435,7 +8634,7 @@
                 <w:sz w:val="20"/>
                 <w:szCs w:val="20"/>
               </w:rPr>
-              <w:t xml:space="preserve">Administrador</w:t>
+              <w:t xml:space="preserve">Receptor</w:t>
             </w:r>
           </w:p>
         </w:tc>
@@ -8506,7 +8705,7 @@
                 <w:sz w:val="20"/>
                 <w:szCs w:val="20"/>
               </w:rPr>
-              <w:t xml:space="preserve">Cancelamento e marcação como vencida, a partir de disponível ou reservada</w:t>
+              <w:t xml:space="preserve">Reserva da doação pelo próprio receptor; casamento ou reatribuição pelo administrador</w:t>
             </w:r>
           </w:p>
         </w:tc>
@@ -8539,7 +8738,7 @@
                 <w:sz w:val="20"/>
                 <w:szCs w:val="20"/>
               </w:rPr>
-              <w:t xml:space="preserve">Doador, administrador</w:t>
+              <w:t xml:space="preserve">Receptor, administrador</w:t>
             </w:r>
           </w:p>
         </w:tc>
@@ -8608,7 +8807,7 @@
                 <w:sz w:val="20"/>
                 <w:szCs w:val="20"/>
               </w:rPr>
-              <w:t xml:space="preserve">Cadastro de voluntários e de veículos (placa, modelo, capacidade informativa)</w:t>
+              <w:t xml:space="preserve">Cancelamento e marcação como vencida, a partir de disponível ou reservada</w:t>
             </w:r>
           </w:p>
         </w:tc>
@@ -8640,7 +8839,7 @@
                 <w:sz w:val="20"/>
                 <w:szCs w:val="20"/>
               </w:rPr>
-              <w:t xml:space="preserve">Administrador</w:t>
+              <w:t xml:space="preserve">Doador, administrador</w:t>
             </w:r>
           </w:p>
         </w:tc>
@@ -8711,7 +8910,7 @@
                 <w:sz w:val="20"/>
                 <w:szCs w:val="20"/>
               </w:rPr>
-              <w:t xml:space="preserve">Criação de rota de coleta com veículo, voluntário e data; anexar e desanexar doações reservadas; iniciar; concluir; cancelar</w:t>
+              <w:t xml:space="preserve">Indicador de urgência (alerta de validade e de fim da janela de coleta) nas listagens e no painel</w:t>
             </w:r>
           </w:p>
         </w:tc>
@@ -8744,7 +8943,7 @@
                 <w:sz w:val="20"/>
                 <w:szCs w:val="20"/>
               </w:rPr>
-              <w:t xml:space="preserve">Administrador</w:t>
+              <w:t xml:space="preserve">Todos</w:t>
             </w:r>
           </w:p>
         </w:tc>
@@ -8813,7 +9012,7 @@
                 <w:sz w:val="20"/>
                 <w:szCs w:val="20"/>
               </w:rPr>
-              <w:t xml:space="preserve">Conclusão da rota registra a quantidade coletada de cada doação (padrão: a estimada, com possibilidade de correção)</w:t>
+              <w:t xml:space="preserve">Notificações internas nos eventos relevantes (nova doação, reserva, agendamento em rota, coleta, entrega e cancelamento)</w:t>
             </w:r>
           </w:p>
         </w:tc>
@@ -8845,7 +9044,7 @@
                 <w:sz w:val="20"/>
                 <w:szCs w:val="20"/>
               </w:rPr>
-              <w:t xml:space="preserve">Administrador</w:t>
+              <w:t xml:space="preserve">Todos</w:t>
             </w:r>
           </w:p>
         </w:tc>
@@ -8916,7 +9115,7 @@
                 <w:sz w:val="20"/>
                 <w:szCs w:val="20"/>
               </w:rPr>
-              <w:t xml:space="preserve">Confirmação de recebimento pelo receptor, somente para doações já coletadas</w:t>
+              <w:t xml:space="preserve">Cadastro de voluntários e de veículos (placa, modelo, capacidade em kg)</w:t>
             </w:r>
           </w:p>
         </w:tc>
@@ -8949,7 +9148,7 @@
                 <w:sz w:val="20"/>
                 <w:szCs w:val="20"/>
               </w:rPr>
-              <w:t xml:space="preserve">Receptor, administrador</w:t>
+              <w:t xml:space="preserve">Administrador</w:t>
             </w:r>
           </w:p>
         </w:tc>
@@ -9018,7 +9217,7 @@
                 <w:sz w:val="20"/>
                 <w:szCs w:val="20"/>
               </w:rPr>
-              <w:t xml:space="preserve">Relatórios: kg resgatado por mês, por doador e por receptor, com filtro por ano, e indicadores-resumo no painel</w:t>
+              <w:t xml:space="preserve">Criação de rota de coleta com veículo, voluntário e data; anexar e desanexar doações reservadas; iniciar; concluir; cancelar</w:t>
             </w:r>
           </w:p>
         </w:tc>
@@ -9121,7 +9320,7 @@
                 <w:sz w:val="20"/>
                 <w:szCs w:val="20"/>
               </w:rPr>
-              <w:t xml:space="preserve">Listagem com paginação e filtros (status, categoria, doador, receptor) com escopo por papel</w:t>
+              <w:t xml:space="preserve">Geocodificação dos endereços e mapa da rota, com ordem sugerida das paradas e distância estimada</w:t>
             </w:r>
           </w:p>
         </w:tc>
@@ -9154,7 +9353,723 @@
                 <w:sz w:val="20"/>
                 <w:szCs w:val="20"/>
               </w:rPr>
-              <w:t xml:space="preserve">Todos, conforme o papel</w:t>
+              <w:t xml:space="preserve">Administrador</w:t>
+            </w:r>
+          </w:p>
+        </w:tc>
+      </w:tr>
+      <w:tr>
+        <w:trPr>
+          <w:cantSplit/>
+        </w:trPr>
+        <w:tc>
+          <w:tcPr>
+            <w:tcW w:type="dxa" w:w="1050"/>
+            <w:tcBorders>
+              <w:top w:val="single" w:color="C9D1D9" w:sz="4"/>
+              <w:left w:val="single" w:color="C9D1D9" w:sz="4"/>
+              <w:bottom w:val="single" w:color="C9D1D9" w:sz="4"/>
+              <w:right w:val="single" w:color="C9D1D9" w:sz="4"/>
+            </w:tcBorders>
+            <w:tcMar>
+              <w:top w:type="dxa" w:w="70"/>
+              <w:left w:type="dxa" w:w="110"/>
+              <w:bottom w:type="dxa" w:w="70"/>
+              <w:right w:type="dxa" w:w="110"/>
+            </w:tcMar>
+            <w:vAlign w:val="top"/>
+          </w:tcPr>
+          <w:p>
+            <w:pPr>
+              <w:spacing w:after="40" w:line="276"/>
+              <w:jc w:val="left"/>
+            </w:pPr>
+            <w:r>
+              <w:rPr>
+                <w:rFonts w:ascii="Arial" w:cs="Arial" w:eastAsia="Arial" w:hAnsi="Arial"/>
+                <w:sz w:val="20"/>
+                <w:szCs w:val="20"/>
+              </w:rPr>
+              <w:t xml:space="preserve">RF15</w:t>
+            </w:r>
+          </w:p>
+        </w:tc>
+        <w:tc>
+          <w:tcPr>
+            <w:tcW w:type="dxa" w:w="5850"/>
+            <w:tcBorders>
+              <w:top w:val="single" w:color="C9D1D9" w:sz="4"/>
+              <w:left w:val="single" w:color="C9D1D9" w:sz="4"/>
+              <w:bottom w:val="single" w:color="C9D1D9" w:sz="4"/>
+              <w:right w:val="single" w:color="C9D1D9" w:sz="4"/>
+            </w:tcBorders>
+            <w:tcMar>
+              <w:top w:type="dxa" w:w="70"/>
+              <w:left w:type="dxa" w:w="110"/>
+              <w:bottom w:type="dxa" w:w="70"/>
+              <w:right w:type="dxa" w:w="110"/>
+            </w:tcMar>
+            <w:vAlign w:val="top"/>
+          </w:tcPr>
+          <w:p>
+            <w:pPr>
+              <w:spacing w:after="40" w:line="276"/>
+              <w:jc w:val="left"/>
+            </w:pPr>
+            <w:r>
+              <w:rPr>
+                <w:rFonts w:ascii="Arial" w:cs="Arial" w:eastAsia="Arial" w:hAnsi="Arial"/>
+                <w:sz w:val="20"/>
+                <w:szCs w:val="20"/>
+              </w:rPr>
+              <w:t xml:space="preserve">Verificação da capacidade do veículo contra o peso estimado das doações da rota</w:t>
+            </w:r>
+          </w:p>
+        </w:tc>
+        <w:tc>
+          <w:tcPr>
+            <w:tcW w:type="dxa" w:w="2171"/>
+            <w:tcBorders>
+              <w:top w:val="single" w:color="C9D1D9" w:sz="4"/>
+              <w:left w:val="single" w:color="C9D1D9" w:sz="4"/>
+              <w:bottom w:val="single" w:color="C9D1D9" w:sz="4"/>
+              <w:right w:val="single" w:color="C9D1D9" w:sz="4"/>
+            </w:tcBorders>
+            <w:tcMar>
+              <w:top w:type="dxa" w:w="70"/>
+              <w:left w:type="dxa" w:w="110"/>
+              <w:bottom w:type="dxa" w:w="70"/>
+              <w:right w:type="dxa" w:w="110"/>
+            </w:tcMar>
+            <w:vAlign w:val="top"/>
+          </w:tcPr>
+          <w:p>
+            <w:pPr>
+              <w:spacing w:after="40" w:line="276"/>
+              <w:jc w:val="left"/>
+            </w:pPr>
+            <w:r>
+              <w:rPr>
+                <w:rFonts w:ascii="Arial" w:cs="Arial" w:eastAsia="Arial" w:hAnsi="Arial"/>
+                <w:sz w:val="20"/>
+                <w:szCs w:val="20"/>
+              </w:rPr>
+              <w:t xml:space="preserve">Administrador</w:t>
+            </w:r>
+          </w:p>
+        </w:tc>
+      </w:tr>
+      <w:tr>
+        <w:trPr>
+          <w:cantSplit/>
+        </w:trPr>
+        <w:tc>
+          <w:tcPr>
+            <w:tcW w:type="dxa" w:w="1050"/>
+            <w:tcBorders>
+              <w:top w:val="single" w:color="C9D1D9" w:sz="4"/>
+              <w:left w:val="single" w:color="C9D1D9" w:sz="4"/>
+              <w:bottom w:val="single" w:color="C9D1D9" w:sz="4"/>
+              <w:right w:val="single" w:color="C9D1D9" w:sz="4"/>
+            </w:tcBorders>
+            <w:shd w:fill="F7F9FA" w:color="auto" w:val="clear"/>
+            <w:tcMar>
+              <w:top w:type="dxa" w:w="70"/>
+              <w:left w:type="dxa" w:w="110"/>
+              <w:bottom w:type="dxa" w:w="70"/>
+              <w:right w:type="dxa" w:w="110"/>
+            </w:tcMar>
+            <w:vAlign w:val="top"/>
+          </w:tcPr>
+          <w:p>
+            <w:pPr>
+              <w:spacing w:after="40" w:line="276"/>
+              <w:jc w:val="left"/>
+            </w:pPr>
+            <w:r>
+              <w:rPr>
+                <w:rFonts w:ascii="Arial" w:cs="Arial" w:eastAsia="Arial" w:hAnsi="Arial"/>
+                <w:sz w:val="20"/>
+                <w:szCs w:val="20"/>
+              </w:rPr>
+              <w:t xml:space="preserve">RF16</w:t>
+            </w:r>
+          </w:p>
+        </w:tc>
+        <w:tc>
+          <w:tcPr>
+            <w:tcW w:type="dxa" w:w="5850"/>
+            <w:tcBorders>
+              <w:top w:val="single" w:color="C9D1D9" w:sz="4"/>
+              <w:left w:val="single" w:color="C9D1D9" w:sz="4"/>
+              <w:bottom w:val="single" w:color="C9D1D9" w:sz="4"/>
+              <w:right w:val="single" w:color="C9D1D9" w:sz="4"/>
+            </w:tcBorders>
+            <w:shd w:fill="F7F9FA" w:color="auto" w:val="clear"/>
+            <w:tcMar>
+              <w:top w:type="dxa" w:w="70"/>
+              <w:left w:type="dxa" w:w="110"/>
+              <w:bottom w:type="dxa" w:w="70"/>
+              <w:right w:type="dxa" w:w="110"/>
+            </w:tcMar>
+            <w:vAlign w:val="top"/>
+          </w:tcPr>
+          <w:p>
+            <w:pPr>
+              <w:spacing w:after="40" w:line="276"/>
+              <w:jc w:val="left"/>
+            </w:pPr>
+            <w:r>
+              <w:rPr>
+                <w:rFonts w:ascii="Arial" w:cs="Arial" w:eastAsia="Arial" w:hAnsi="Arial"/>
+                <w:sz w:val="20"/>
+                <w:szCs w:val="20"/>
+              </w:rPr>
+              <w:t xml:space="preserve">Conclusão da rota registra a quantidade coletada de cada doação (padrão: a estimada, com possibilidade de correção)</w:t>
+            </w:r>
+          </w:p>
+        </w:tc>
+        <w:tc>
+          <w:tcPr>
+            <w:tcW w:type="dxa" w:w="2171"/>
+            <w:tcBorders>
+              <w:top w:val="single" w:color="C9D1D9" w:sz="4"/>
+              <w:left w:val="single" w:color="C9D1D9" w:sz="4"/>
+              <w:bottom w:val="single" w:color="C9D1D9" w:sz="4"/>
+              <w:right w:val="single" w:color="C9D1D9" w:sz="4"/>
+            </w:tcBorders>
+            <w:shd w:fill="F7F9FA" w:color="auto" w:val="clear"/>
+            <w:tcMar>
+              <w:top w:type="dxa" w:w="70"/>
+              <w:left w:type="dxa" w:w="110"/>
+              <w:bottom w:type="dxa" w:w="70"/>
+              <w:right w:type="dxa" w:w="110"/>
+            </w:tcMar>
+            <w:vAlign w:val="top"/>
+          </w:tcPr>
+          <w:p>
+            <w:pPr>
+              <w:spacing w:after="40" w:line="276"/>
+              <w:jc w:val="left"/>
+            </w:pPr>
+            <w:r>
+              <w:rPr>
+                <w:rFonts w:ascii="Arial" w:cs="Arial" w:eastAsia="Arial" w:hAnsi="Arial"/>
+                <w:sz w:val="20"/>
+                <w:szCs w:val="20"/>
+              </w:rPr>
+              <w:t xml:space="preserve">Administrador</w:t>
+            </w:r>
+          </w:p>
+        </w:tc>
+      </w:tr>
+      <w:tr>
+        <w:trPr>
+          <w:cantSplit/>
+        </w:trPr>
+        <w:tc>
+          <w:tcPr>
+            <w:tcW w:type="dxa" w:w="1050"/>
+            <w:tcBorders>
+              <w:top w:val="single" w:color="C9D1D9" w:sz="4"/>
+              <w:left w:val="single" w:color="C9D1D9" w:sz="4"/>
+              <w:bottom w:val="single" w:color="C9D1D9" w:sz="4"/>
+              <w:right w:val="single" w:color="C9D1D9" w:sz="4"/>
+            </w:tcBorders>
+            <w:tcMar>
+              <w:top w:type="dxa" w:w="70"/>
+              <w:left w:type="dxa" w:w="110"/>
+              <w:bottom w:type="dxa" w:w="70"/>
+              <w:right w:type="dxa" w:w="110"/>
+            </w:tcMar>
+            <w:vAlign w:val="top"/>
+          </w:tcPr>
+          <w:p>
+            <w:pPr>
+              <w:spacing w:after="40" w:line="276"/>
+              <w:jc w:val="left"/>
+            </w:pPr>
+            <w:r>
+              <w:rPr>
+                <w:rFonts w:ascii="Arial" w:cs="Arial" w:eastAsia="Arial" w:hAnsi="Arial"/>
+                <w:sz w:val="20"/>
+                <w:szCs w:val="20"/>
+              </w:rPr>
+              <w:t xml:space="preserve">RF17</w:t>
+            </w:r>
+          </w:p>
+        </w:tc>
+        <w:tc>
+          <w:tcPr>
+            <w:tcW w:type="dxa" w:w="5850"/>
+            <w:tcBorders>
+              <w:top w:val="single" w:color="C9D1D9" w:sz="4"/>
+              <w:left w:val="single" w:color="C9D1D9" w:sz="4"/>
+              <w:bottom w:val="single" w:color="C9D1D9" w:sz="4"/>
+              <w:right w:val="single" w:color="C9D1D9" w:sz="4"/>
+            </w:tcBorders>
+            <w:tcMar>
+              <w:top w:type="dxa" w:w="70"/>
+              <w:left w:type="dxa" w:w="110"/>
+              <w:bottom w:type="dxa" w:w="70"/>
+              <w:right w:type="dxa" w:w="110"/>
+            </w:tcMar>
+            <w:vAlign w:val="top"/>
+          </w:tcPr>
+          <w:p>
+            <w:pPr>
+              <w:spacing w:after="40" w:line="276"/>
+              <w:jc w:val="left"/>
+            </w:pPr>
+            <w:r>
+              <w:rPr>
+                <w:rFonts w:ascii="Arial" w:cs="Arial" w:eastAsia="Arial" w:hAnsi="Arial"/>
+                <w:sz w:val="20"/>
+                <w:szCs w:val="20"/>
+              </w:rPr>
+              <w:t xml:space="preserve">Confirmação de recebimento pelo receptor, somente para doações já coletadas</w:t>
+            </w:r>
+          </w:p>
+        </w:tc>
+        <w:tc>
+          <w:tcPr>
+            <w:tcW w:type="dxa" w:w="2171"/>
+            <w:tcBorders>
+              <w:top w:val="single" w:color="C9D1D9" w:sz="4"/>
+              <w:left w:val="single" w:color="C9D1D9" w:sz="4"/>
+              <w:bottom w:val="single" w:color="C9D1D9" w:sz="4"/>
+              <w:right w:val="single" w:color="C9D1D9" w:sz="4"/>
+            </w:tcBorders>
+            <w:tcMar>
+              <w:top w:type="dxa" w:w="70"/>
+              <w:left w:type="dxa" w:w="110"/>
+              <w:bottom w:type="dxa" w:w="70"/>
+              <w:right w:type="dxa" w:w="110"/>
+            </w:tcMar>
+            <w:vAlign w:val="top"/>
+          </w:tcPr>
+          <w:p>
+            <w:pPr>
+              <w:spacing w:after="40" w:line="276"/>
+              <w:jc w:val="left"/>
+            </w:pPr>
+            <w:r>
+              <w:rPr>
+                <w:rFonts w:ascii="Arial" w:cs="Arial" w:eastAsia="Arial" w:hAnsi="Arial"/>
+                <w:sz w:val="20"/>
+                <w:szCs w:val="20"/>
+              </w:rPr>
+              <w:t xml:space="preserve">Receptor, administrador</w:t>
+            </w:r>
+          </w:p>
+        </w:tc>
+      </w:tr>
+      <w:tr>
+        <w:trPr>
+          <w:cantSplit/>
+        </w:trPr>
+        <w:tc>
+          <w:tcPr>
+            <w:tcW w:type="dxa" w:w="1050"/>
+            <w:tcBorders>
+              <w:top w:val="single" w:color="C9D1D9" w:sz="4"/>
+              <w:left w:val="single" w:color="C9D1D9" w:sz="4"/>
+              <w:bottom w:val="single" w:color="C9D1D9" w:sz="4"/>
+              <w:right w:val="single" w:color="C9D1D9" w:sz="4"/>
+            </w:tcBorders>
+            <w:shd w:fill="F7F9FA" w:color="auto" w:val="clear"/>
+            <w:tcMar>
+              <w:top w:type="dxa" w:w="70"/>
+              <w:left w:type="dxa" w:w="110"/>
+              <w:bottom w:type="dxa" w:w="70"/>
+              <w:right w:type="dxa" w:w="110"/>
+            </w:tcMar>
+            <w:vAlign w:val="top"/>
+          </w:tcPr>
+          <w:p>
+            <w:pPr>
+              <w:spacing w:after="40" w:line="276"/>
+              <w:jc w:val="left"/>
+            </w:pPr>
+            <w:r>
+              <w:rPr>
+                <w:rFonts w:ascii="Arial" w:cs="Arial" w:eastAsia="Arial" w:hAnsi="Arial"/>
+                <w:sz w:val="20"/>
+                <w:szCs w:val="20"/>
+              </w:rPr>
+              <w:t xml:space="preserve">RF18</w:t>
+            </w:r>
+          </w:p>
+        </w:tc>
+        <w:tc>
+          <w:tcPr>
+            <w:tcW w:type="dxa" w:w="5850"/>
+            <w:tcBorders>
+              <w:top w:val="single" w:color="C9D1D9" w:sz="4"/>
+              <w:left w:val="single" w:color="C9D1D9" w:sz="4"/>
+              <w:bottom w:val="single" w:color="C9D1D9" w:sz="4"/>
+              <w:right w:val="single" w:color="C9D1D9" w:sz="4"/>
+            </w:tcBorders>
+            <w:shd w:fill="F7F9FA" w:color="auto" w:val="clear"/>
+            <w:tcMar>
+              <w:top w:type="dxa" w:w="70"/>
+              <w:left w:type="dxa" w:w="110"/>
+              <w:bottom w:type="dxa" w:w="70"/>
+              <w:right w:type="dxa" w:w="110"/>
+            </w:tcMar>
+            <w:vAlign w:val="top"/>
+          </w:tcPr>
+          <w:p>
+            <w:pPr>
+              <w:spacing w:after="40" w:line="276"/>
+              <w:jc w:val="left"/>
+            </w:pPr>
+            <w:r>
+              <w:rPr>
+                <w:rFonts w:ascii="Arial" w:cs="Arial" w:eastAsia="Arial" w:hAnsi="Arial"/>
+                <w:sz w:val="20"/>
+                <w:szCs w:val="20"/>
+              </w:rPr>
+              <w:t xml:space="preserve">Histórico de eventos de cada doação: ação, estado de origem e destino, usuário e data</w:t>
+            </w:r>
+          </w:p>
+        </w:tc>
+        <w:tc>
+          <w:tcPr>
+            <w:tcW w:type="dxa" w:w="2171"/>
+            <w:tcBorders>
+              <w:top w:val="single" w:color="C9D1D9" w:sz="4"/>
+              <w:left w:val="single" w:color="C9D1D9" w:sz="4"/>
+              <w:bottom w:val="single" w:color="C9D1D9" w:sz="4"/>
+              <w:right w:val="single" w:color="C9D1D9" w:sz="4"/>
+            </w:tcBorders>
+            <w:shd w:fill="F7F9FA" w:color="auto" w:val="clear"/>
+            <w:tcMar>
+              <w:top w:type="dxa" w:w="70"/>
+              <w:left w:type="dxa" w:w="110"/>
+              <w:bottom w:type="dxa" w:w="70"/>
+              <w:right w:type="dxa" w:w="110"/>
+            </w:tcMar>
+            <w:vAlign w:val="top"/>
+          </w:tcPr>
+          <w:p>
+            <w:pPr>
+              <w:spacing w:after="40" w:line="276"/>
+              <w:jc w:val="left"/>
+            </w:pPr>
+            <w:r>
+              <w:rPr>
+                <w:rFonts w:ascii="Arial" w:cs="Arial" w:eastAsia="Arial" w:hAnsi="Arial"/>
+                <w:sz w:val="20"/>
+                <w:szCs w:val="20"/>
+              </w:rPr>
+              <w:t xml:space="preserve">Todos, conforme o acesso à doação</w:t>
+            </w:r>
+          </w:p>
+        </w:tc>
+      </w:tr>
+      <w:tr>
+        <w:trPr>
+          <w:cantSplit/>
+        </w:trPr>
+        <w:tc>
+          <w:tcPr>
+            <w:tcW w:type="dxa" w:w="1050"/>
+            <w:tcBorders>
+              <w:top w:val="single" w:color="C9D1D9" w:sz="4"/>
+              <w:left w:val="single" w:color="C9D1D9" w:sz="4"/>
+              <w:bottom w:val="single" w:color="C9D1D9" w:sz="4"/>
+              <w:right w:val="single" w:color="C9D1D9" w:sz="4"/>
+            </w:tcBorders>
+            <w:tcMar>
+              <w:top w:type="dxa" w:w="70"/>
+              <w:left w:type="dxa" w:w="110"/>
+              <w:bottom w:type="dxa" w:w="70"/>
+              <w:right w:type="dxa" w:w="110"/>
+            </w:tcMar>
+            <w:vAlign w:val="top"/>
+          </w:tcPr>
+          <w:p>
+            <w:pPr>
+              <w:spacing w:after="40" w:line="276"/>
+              <w:jc w:val="left"/>
+            </w:pPr>
+            <w:r>
+              <w:rPr>
+                <w:rFonts w:ascii="Arial" w:cs="Arial" w:eastAsia="Arial" w:hAnsi="Arial"/>
+                <w:sz w:val="20"/>
+                <w:szCs w:val="20"/>
+              </w:rPr>
+              <w:t xml:space="preserve">RF19</w:t>
+            </w:r>
+          </w:p>
+        </w:tc>
+        <w:tc>
+          <w:tcPr>
+            <w:tcW w:type="dxa" w:w="5850"/>
+            <w:tcBorders>
+              <w:top w:val="single" w:color="C9D1D9" w:sz="4"/>
+              <w:left w:val="single" w:color="C9D1D9" w:sz="4"/>
+              <w:bottom w:val="single" w:color="C9D1D9" w:sz="4"/>
+              <w:right w:val="single" w:color="C9D1D9" w:sz="4"/>
+            </w:tcBorders>
+            <w:tcMar>
+              <w:top w:type="dxa" w:w="70"/>
+              <w:left w:type="dxa" w:w="110"/>
+              <w:bottom w:type="dxa" w:w="70"/>
+              <w:right w:type="dxa" w:w="110"/>
+            </w:tcMar>
+            <w:vAlign w:val="top"/>
+          </w:tcPr>
+          <w:p>
+            <w:pPr>
+              <w:spacing w:after="40" w:line="276"/>
+              <w:jc w:val="left"/>
+            </w:pPr>
+            <w:r>
+              <w:rPr>
+                <w:rFonts w:ascii="Arial" w:cs="Arial" w:eastAsia="Arial" w:hAnsi="Arial"/>
+                <w:sz w:val="20"/>
+                <w:szCs w:val="20"/>
+              </w:rPr>
+              <w:t xml:space="preserve">Comprovante de doação, imprimível, com dados do doador, do receptor, da quantidade coletada e das datas</w:t>
+            </w:r>
+          </w:p>
+        </w:tc>
+        <w:tc>
+          <w:tcPr>
+            <w:tcW w:type="dxa" w:w="2171"/>
+            <w:tcBorders>
+              <w:top w:val="single" w:color="C9D1D9" w:sz="4"/>
+              <w:left w:val="single" w:color="C9D1D9" w:sz="4"/>
+              <w:bottom w:val="single" w:color="C9D1D9" w:sz="4"/>
+              <w:right w:val="single" w:color="C9D1D9" w:sz="4"/>
+            </w:tcBorders>
+            <w:tcMar>
+              <w:top w:type="dxa" w:w="70"/>
+              <w:left w:type="dxa" w:w="110"/>
+              <w:bottom w:type="dxa" w:w="70"/>
+              <w:right w:type="dxa" w:w="110"/>
+            </w:tcMar>
+            <w:vAlign w:val="top"/>
+          </w:tcPr>
+          <w:p>
+            <w:pPr>
+              <w:spacing w:after="40" w:line="276"/>
+              <w:jc w:val="left"/>
+            </w:pPr>
+            <w:r>
+              <w:rPr>
+                <w:rFonts w:ascii="Arial" w:cs="Arial" w:eastAsia="Arial" w:hAnsi="Arial"/>
+                <w:sz w:val="20"/>
+                <w:szCs w:val="20"/>
+              </w:rPr>
+              <w:t xml:space="preserve">Doador, administrador</w:t>
+            </w:r>
+          </w:p>
+        </w:tc>
+      </w:tr>
+      <w:tr>
+        <w:trPr>
+          <w:cantSplit/>
+        </w:trPr>
+        <w:tc>
+          <w:tcPr>
+            <w:tcW w:type="dxa" w:w="1050"/>
+            <w:tcBorders>
+              <w:top w:val="single" w:color="C9D1D9" w:sz="4"/>
+              <w:left w:val="single" w:color="C9D1D9" w:sz="4"/>
+              <w:bottom w:val="single" w:color="C9D1D9" w:sz="4"/>
+              <w:right w:val="single" w:color="C9D1D9" w:sz="4"/>
+            </w:tcBorders>
+            <w:shd w:fill="F7F9FA" w:color="auto" w:val="clear"/>
+            <w:tcMar>
+              <w:top w:type="dxa" w:w="70"/>
+              <w:left w:type="dxa" w:w="110"/>
+              <w:bottom w:type="dxa" w:w="70"/>
+              <w:right w:type="dxa" w:w="110"/>
+            </w:tcMar>
+            <w:vAlign w:val="top"/>
+          </w:tcPr>
+          <w:p>
+            <w:pPr>
+              <w:spacing w:after="40" w:line="276"/>
+              <w:jc w:val="left"/>
+            </w:pPr>
+            <w:r>
+              <w:rPr>
+                <w:rFonts w:ascii="Arial" w:cs="Arial" w:eastAsia="Arial" w:hAnsi="Arial"/>
+                <w:sz w:val="20"/>
+                <w:szCs w:val="20"/>
+              </w:rPr>
+              <w:t xml:space="preserve">RF20</w:t>
+            </w:r>
+          </w:p>
+        </w:tc>
+        <w:tc>
+          <w:tcPr>
+            <w:tcW w:type="dxa" w:w="5850"/>
+            <w:tcBorders>
+              <w:top w:val="single" w:color="C9D1D9" w:sz="4"/>
+              <w:left w:val="single" w:color="C9D1D9" w:sz="4"/>
+              <w:bottom w:val="single" w:color="C9D1D9" w:sz="4"/>
+              <w:right w:val="single" w:color="C9D1D9" w:sz="4"/>
+            </w:tcBorders>
+            <w:shd w:fill="F7F9FA" w:color="auto" w:val="clear"/>
+            <w:tcMar>
+              <w:top w:type="dxa" w:w="70"/>
+              <w:left w:type="dxa" w:w="110"/>
+              <w:bottom w:type="dxa" w:w="70"/>
+              <w:right w:type="dxa" w:w="110"/>
+            </w:tcMar>
+            <w:vAlign w:val="top"/>
+          </w:tcPr>
+          <w:p>
+            <w:pPr>
+              <w:spacing w:after="40" w:line="276"/>
+              <w:jc w:val="left"/>
+            </w:pPr>
+            <w:r>
+              <w:rPr>
+                <w:rFonts w:ascii="Arial" w:cs="Arial" w:eastAsia="Arial" w:hAnsi="Arial"/>
+                <w:sz w:val="20"/>
+                <w:szCs w:val="20"/>
+              </w:rPr>
+              <w:t xml:space="preserve">Relatórios: kg resgatado por mês, por doador e por receptor, taxas de resgate, perda e entrega, pessoas atendidas, com filtro por período e exportação em CSV</w:t>
+            </w:r>
+          </w:p>
+        </w:tc>
+        <w:tc>
+          <w:tcPr>
+            <w:tcW w:type="dxa" w:w="2171"/>
+            <w:tcBorders>
+              <w:top w:val="single" w:color="C9D1D9" w:sz="4"/>
+              <w:left w:val="single" w:color="C9D1D9" w:sz="4"/>
+              <w:bottom w:val="single" w:color="C9D1D9" w:sz="4"/>
+              <w:right w:val="single" w:color="C9D1D9" w:sz="4"/>
+            </w:tcBorders>
+            <w:shd w:fill="F7F9FA" w:color="auto" w:val="clear"/>
+            <w:tcMar>
+              <w:top w:type="dxa" w:w="70"/>
+              <w:left w:type="dxa" w:w="110"/>
+              <w:bottom w:type="dxa" w:w="70"/>
+              <w:right w:type="dxa" w:w="110"/>
+            </w:tcMar>
+            <w:vAlign w:val="top"/>
+          </w:tcPr>
+          <w:p>
+            <w:pPr>
+              <w:spacing w:after="40" w:line="276"/>
+              <w:jc w:val="left"/>
+            </w:pPr>
+            <w:r>
+              <w:rPr>
+                <w:rFonts w:ascii="Arial" w:cs="Arial" w:eastAsia="Arial" w:hAnsi="Arial"/>
+                <w:sz w:val="20"/>
+                <w:szCs w:val="20"/>
+              </w:rPr>
+              <w:t xml:space="preserve">Administrador</w:t>
+            </w:r>
+          </w:p>
+        </w:tc>
+      </w:tr>
+      <w:tr>
+        <w:trPr>
+          <w:cantSplit/>
+        </w:trPr>
+        <w:tc>
+          <w:tcPr>
+            <w:tcW w:type="dxa" w:w="1050"/>
+            <w:tcBorders>
+              <w:top w:val="single" w:color="C9D1D9" w:sz="4"/>
+              <w:left w:val="single" w:color="C9D1D9" w:sz="4"/>
+              <w:bottom w:val="single" w:color="C9D1D9" w:sz="4"/>
+              <w:right w:val="single" w:color="C9D1D9" w:sz="4"/>
+            </w:tcBorders>
+            <w:tcMar>
+              <w:top w:type="dxa" w:w="70"/>
+              <w:left w:type="dxa" w:w="110"/>
+              <w:bottom w:type="dxa" w:w="70"/>
+              <w:right w:type="dxa" w:w="110"/>
+            </w:tcMar>
+            <w:vAlign w:val="top"/>
+          </w:tcPr>
+          <w:p>
+            <w:pPr>
+              <w:spacing w:after="40" w:line="276"/>
+              <w:jc w:val="left"/>
+            </w:pPr>
+            <w:r>
+              <w:rPr>
+                <w:rFonts w:ascii="Arial" w:cs="Arial" w:eastAsia="Arial" w:hAnsi="Arial"/>
+                <w:sz w:val="20"/>
+                <w:szCs w:val="20"/>
+              </w:rPr>
+              <w:t xml:space="preserve">RF21</w:t>
+            </w:r>
+          </w:p>
+        </w:tc>
+        <w:tc>
+          <w:tcPr>
+            <w:tcW w:type="dxa" w:w="5850"/>
+            <w:tcBorders>
+              <w:top w:val="single" w:color="C9D1D9" w:sz="4"/>
+              <w:left w:val="single" w:color="C9D1D9" w:sz="4"/>
+              <w:bottom w:val="single" w:color="C9D1D9" w:sz="4"/>
+              <w:right w:val="single" w:color="C9D1D9" w:sz="4"/>
+            </w:tcBorders>
+            <w:tcMar>
+              <w:top w:type="dxa" w:w="70"/>
+              <w:left w:type="dxa" w:w="110"/>
+              <w:bottom w:type="dxa" w:w="70"/>
+              <w:right w:type="dxa" w:w="110"/>
+            </w:tcMar>
+            <w:vAlign w:val="top"/>
+          </w:tcPr>
+          <w:p>
+            <w:pPr>
+              <w:spacing w:after="40" w:line="276"/>
+              <w:jc w:val="left"/>
+            </w:pPr>
+            <w:r>
+              <w:rPr>
+                <w:rFonts w:ascii="Arial" w:cs="Arial" w:eastAsia="Arial" w:hAnsi="Arial"/>
+                <w:sz w:val="20"/>
+                <w:szCs w:val="20"/>
+              </w:rPr>
+              <w:t xml:space="preserve">Listagens com paginação e filtros e escopo de dados por papel</w:t>
+            </w:r>
+          </w:p>
+        </w:tc>
+        <w:tc>
+          <w:tcPr>
+            <w:tcW w:type="dxa" w:w="2171"/>
+            <w:tcBorders>
+              <w:top w:val="single" w:color="C9D1D9" w:sz="4"/>
+              <w:left w:val="single" w:color="C9D1D9" w:sz="4"/>
+              <w:bottom w:val="single" w:color="C9D1D9" w:sz="4"/>
+              <w:right w:val="single" w:color="C9D1D9" w:sz="4"/>
+            </w:tcBorders>
+            <w:tcMar>
+              <w:top w:type="dxa" w:w="70"/>
+              <w:left w:type="dxa" w:w="110"/>
+              <w:bottom w:type="dxa" w:w="70"/>
+              <w:right w:type="dxa" w:w="110"/>
+            </w:tcMar>
+            <w:vAlign w:val="top"/>
+          </w:tcPr>
+          <w:p>
+            <w:pPr>
+              <w:spacing w:after="40" w:line="276"/>
+              <w:jc w:val="left"/>
+            </w:pPr>
+            <w:r>
+              <w:rPr>
+                <w:rFonts w:ascii="Arial" w:cs="Arial" w:eastAsia="Arial" w:hAnsi="Arial"/>
+                <w:sz w:val="20"/>
+                <w:szCs w:val="20"/>
+              </w:rPr>
+              <w:t xml:space="preserve">Todos</w:t>
             </w:r>
           </w:p>
         </w:tc>
@@ -9252,7 +10167,7 @@
           <w:sz w:val="24"/>
           <w:szCs w:val="24"/>
         </w:rPr>
-        <w:t xml:space="preserve">Manutenibilidade:</w:t>
+        <w:t xml:space="preserve">Rastreabilidade:</w:t>
       </w:r>
       <w:r>
         <w:rPr>
@@ -9260,7 +10175,7 @@
           <w:sz w:val="24"/>
           <w:szCs w:val="24"/>
         </w:rPr>
-        <w:t xml:space="preserve"> TypeScript nas duas pontas, separação em camadas e testes automatizados nas regras de negócio.</w:t>
+        <w:t xml:space="preserve"> toda mudança de estado de uma doação é registrada com o usuário responsável e a data.</w:t>
       </w:r>
     </w:p>
     <w:p>
@@ -9281,6 +10196,35 @@
           <w:sz w:val="24"/>
           <w:szCs w:val="24"/>
         </w:rPr>
+        <w:t xml:space="preserve">Manutenibilidade:</w:t>
+      </w:r>
+      <w:r>
+        <w:rPr>
+          <w:rFonts w:ascii="Arial" w:cs="Arial" w:eastAsia="Arial" w:hAnsi="Arial"/>
+          <w:sz w:val="24"/>
+          <w:szCs w:val="24"/>
+        </w:rPr>
+        <w:t xml:space="preserve"> TypeScript nas duas pontas, separação em camadas e testes automatizados nas regras de negócio.</w:t>
+      </w:r>
+    </w:p>
+    <w:p>
+      <w:pPr>
+        <w:pStyle w:val="ListParagraph"/>
+        <w:numPr>
+          <w:ilvl w:val="0"/>
+          <w:numId w:val="2"/>
+        </w:numPr>
+        <w:spacing w:after="60" w:line="320"/>
+        <w:jc w:val="both"/>
+      </w:pPr>
+      <w:r>
+        <w:rPr>
+          <w:rFonts w:ascii="Arial" w:cs="Arial" w:eastAsia="Arial" w:hAnsi="Arial"/>
+          <w:b/>
+          <w:bCs/>
+          <w:sz w:val="24"/>
+          <w:szCs w:val="24"/>
+        </w:rPr>
         <w:t xml:space="preserve">Portabilidade:</w:t>
       </w:r>
       <w:r>
@@ -9315,7 +10259,7 @@
           <w:sz w:val="24"/>
           <w:szCs w:val="24"/>
         </w:rPr>
-        <w:t xml:space="preserve">O sistema é um monorepo com duas aplicações. O frontend em React consome a API REST por HTTPS, e o backend em Node/Express aplica, em ordem, os middlewares de autenticação, CSRF e limitação de taxa, direciona para controllers que validam a entrada com Zod, delega a regra de negócio aos services e acessa o PostgreSQL por meio do Prisma.</w:t>
+        <w:t xml:space="preserve">O sistema é um monorepo com duas aplicações. O frontend em React consome a API REST por HTTPS, e o backend em Node/Express aplica, em ordem, os middlewares de autenticação, CSRF e limitação de taxa, direciona para controllers que validam a entrada com Zod, delega a regra de negócio aos services e acessa o PostgreSQL por meio do Prisma. A geocodificação dos endereços usa o serviço Nominatim do OpenStreetMap, chamado pelo backend ao salvar um endereço, e o mapa da rota é desenhado no frontend com Leaflet sobre as camadas do OpenStreetMap.</w:t>
       </w:r>
     </w:p>
     <w:p>
@@ -9722,7 +10666,7 @@
                 <w:sz w:val="20"/>
                 <w:szCs w:val="20"/>
               </w:rPr>
-              <w:t xml:space="preserve">nome, tipo, documento, contato, endereço, ativo; vinculado a um User</w:t>
+              <w:t xml:space="preserve">nome, tipo, documento, contato, endereço, coordenadas, ativo; vinculado a um User</w:t>
             </w:r>
           </w:p>
         </w:tc>
@@ -9823,7 +10767,7 @@
                 <w:sz w:val="20"/>
                 <w:szCs w:val="20"/>
               </w:rPr>
-              <w:t xml:space="preserve">nome, tipo (ONG/família), contato, endereço, pessoas atendidas, ativo</w:t>
+              <w:t xml:space="preserve">nome, tipo (ONG/família), contato, endereço, coordenadas, pessoas atendidas, ativo</w:t>
             </w:r>
           </w:p>
         </w:tc>
@@ -9927,7 +10871,7 @@
                 <w:sz w:val="20"/>
                 <w:szCs w:val="20"/>
               </w:rPr>
-              <w:t xml:space="preserve">categoria, descrição, kg estimado e coletado, validade, janela de coleta, status, receptor, rota, datas de reserva, coleta, confirmação e cancelamento</w:t>
+              <w:t xml:space="preserve">categoria, descrição, kg estimado e coletado, validade, janela de coleta, condição de armazenamento, aceite do doador, status, receptor, rota e datas de reserva, coleta, confirmação, cancelamento e vencimento</w:t>
             </w:r>
           </w:p>
         </w:tc>
@@ -9964,7 +10908,7 @@
                 <w:sz w:val="20"/>
                 <w:szCs w:val="20"/>
               </w:rPr>
-              <w:t xml:space="preserve">PickupRoute</w:t>
+              <w:t xml:space="preserve">DonationEvent</w:t>
             </w:r>
           </w:p>
         </w:tc>
@@ -9996,7 +10940,7 @@
                 <w:sz w:val="20"/>
                 <w:szCs w:val="20"/>
               </w:rPr>
-              <w:t xml:space="preserve">Rota de coleta</w:t>
+              <w:t xml:space="preserve">Histórico da doação</w:t>
             </w:r>
           </w:p>
         </w:tc>
@@ -10028,7 +10972,7 @@
                 <w:sz w:val="20"/>
                 <w:szCs w:val="20"/>
               </w:rPr>
-              <w:t xml:space="preserve">número sequencial, veículo, voluntário, status, data prevista, saída e conclusão</w:t>
+              <w:t xml:space="preserve">doação, ação, estado de origem e destino, usuário e data</w:t>
             </w:r>
           </w:p>
         </w:tc>
@@ -10066,7 +11010,7 @@
                 <w:sz w:val="20"/>
                 <w:szCs w:val="20"/>
               </w:rPr>
-              <w:t xml:space="preserve">Vehicle</w:t>
+              <w:t xml:space="preserve">Notification</w:t>
             </w:r>
           </w:p>
         </w:tc>
@@ -10099,7 +11043,7 @@
                 <w:sz w:val="20"/>
                 <w:szCs w:val="20"/>
               </w:rPr>
-              <w:t xml:space="preserve">Veículo</w:t>
+              <w:t xml:space="preserve">Notificação interna</w:t>
             </w:r>
           </w:p>
         </w:tc>
@@ -10132,7 +11076,7 @@
                 <w:sz w:val="20"/>
                 <w:szCs w:val="20"/>
               </w:rPr>
-              <w:t xml:space="preserve">placa única, modelo, capacidade em kg (informativa)</w:t>
+              <w:t xml:space="preserve">usuário destinatário, mensagem, doação relacionada, lida ou não, data</w:t>
             </w:r>
           </w:p>
         </w:tc>
@@ -10169,6 +11113,211 @@
                 <w:sz w:val="20"/>
                 <w:szCs w:val="20"/>
               </w:rPr>
+              <w:t xml:space="preserve">PickupRoute</w:t>
+            </w:r>
+          </w:p>
+        </w:tc>
+        <w:tc>
+          <w:tcPr>
+            <w:tcW w:type="dxa" w:w="2300"/>
+            <w:tcBorders>
+              <w:top w:val="single" w:color="C9D1D9" w:sz="4"/>
+              <w:left w:val="single" w:color="C9D1D9" w:sz="4"/>
+              <w:bottom w:val="single" w:color="C9D1D9" w:sz="4"/>
+              <w:right w:val="single" w:color="C9D1D9" w:sz="4"/>
+            </w:tcBorders>
+            <w:tcMar>
+              <w:top w:type="dxa" w:w="70"/>
+              <w:left w:type="dxa" w:w="110"/>
+              <w:bottom w:type="dxa" w:w="70"/>
+              <w:right w:type="dxa" w:w="110"/>
+            </w:tcMar>
+            <w:vAlign w:val="top"/>
+          </w:tcPr>
+          <w:p>
+            <w:pPr>
+              <w:spacing w:after="40" w:line="276"/>
+              <w:jc w:val="left"/>
+            </w:pPr>
+            <w:r>
+              <w:rPr>
+                <w:rFonts w:ascii="Arial" w:cs="Arial" w:eastAsia="Arial" w:hAnsi="Arial"/>
+                <w:sz w:val="20"/>
+                <w:szCs w:val="20"/>
+              </w:rPr>
+              <w:t xml:space="preserve">Rota de coleta</w:t>
+            </w:r>
+          </w:p>
+        </w:tc>
+        <w:tc>
+          <w:tcPr>
+            <w:tcW w:type="dxa" w:w="5071"/>
+            <w:tcBorders>
+              <w:top w:val="single" w:color="C9D1D9" w:sz="4"/>
+              <w:left w:val="single" w:color="C9D1D9" w:sz="4"/>
+              <w:bottom w:val="single" w:color="C9D1D9" w:sz="4"/>
+              <w:right w:val="single" w:color="C9D1D9" w:sz="4"/>
+            </w:tcBorders>
+            <w:tcMar>
+              <w:top w:type="dxa" w:w="70"/>
+              <w:left w:type="dxa" w:w="110"/>
+              <w:bottom w:type="dxa" w:w="70"/>
+              <w:right w:type="dxa" w:w="110"/>
+            </w:tcMar>
+            <w:vAlign w:val="top"/>
+          </w:tcPr>
+          <w:p>
+            <w:pPr>
+              <w:spacing w:after="40" w:line="276"/>
+              <w:jc w:val="left"/>
+            </w:pPr>
+            <w:r>
+              <w:rPr>
+                <w:rFonts w:ascii="Arial" w:cs="Arial" w:eastAsia="Arial" w:hAnsi="Arial"/>
+                <w:sz w:val="20"/>
+                <w:szCs w:val="20"/>
+              </w:rPr>
+              <w:t xml:space="preserve">número sequencial, veículo, voluntário, status, data prevista, saída e conclusão</w:t>
+            </w:r>
+          </w:p>
+        </w:tc>
+      </w:tr>
+      <w:tr>
+        <w:trPr>
+          <w:cantSplit/>
+        </w:trPr>
+        <w:tc>
+          <w:tcPr>
+            <w:tcW w:type="dxa" w:w="1700"/>
+            <w:tcBorders>
+              <w:top w:val="single" w:color="C9D1D9" w:sz="4"/>
+              <w:left w:val="single" w:color="C9D1D9" w:sz="4"/>
+              <w:bottom w:val="single" w:color="C9D1D9" w:sz="4"/>
+              <w:right w:val="single" w:color="C9D1D9" w:sz="4"/>
+            </w:tcBorders>
+            <w:shd w:fill="F7F9FA" w:color="auto" w:val="clear"/>
+            <w:tcMar>
+              <w:top w:type="dxa" w:w="70"/>
+              <w:left w:type="dxa" w:w="110"/>
+              <w:bottom w:type="dxa" w:w="70"/>
+              <w:right w:type="dxa" w:w="110"/>
+            </w:tcMar>
+            <w:vAlign w:val="top"/>
+          </w:tcPr>
+          <w:p>
+            <w:pPr>
+              <w:spacing w:after="40" w:line="276"/>
+              <w:jc w:val="left"/>
+            </w:pPr>
+            <w:r>
+              <w:rPr>
+                <w:rFonts w:ascii="Arial" w:cs="Arial" w:eastAsia="Arial" w:hAnsi="Arial"/>
+                <w:sz w:val="20"/>
+                <w:szCs w:val="20"/>
+              </w:rPr>
+              <w:t xml:space="preserve">Vehicle</w:t>
+            </w:r>
+          </w:p>
+        </w:tc>
+        <w:tc>
+          <w:tcPr>
+            <w:tcW w:type="dxa" w:w="2300"/>
+            <w:tcBorders>
+              <w:top w:val="single" w:color="C9D1D9" w:sz="4"/>
+              <w:left w:val="single" w:color="C9D1D9" w:sz="4"/>
+              <w:bottom w:val="single" w:color="C9D1D9" w:sz="4"/>
+              <w:right w:val="single" w:color="C9D1D9" w:sz="4"/>
+            </w:tcBorders>
+            <w:shd w:fill="F7F9FA" w:color="auto" w:val="clear"/>
+            <w:tcMar>
+              <w:top w:type="dxa" w:w="70"/>
+              <w:left w:type="dxa" w:w="110"/>
+              <w:bottom w:type="dxa" w:w="70"/>
+              <w:right w:type="dxa" w:w="110"/>
+            </w:tcMar>
+            <w:vAlign w:val="top"/>
+          </w:tcPr>
+          <w:p>
+            <w:pPr>
+              <w:spacing w:after="40" w:line="276"/>
+              <w:jc w:val="left"/>
+            </w:pPr>
+            <w:r>
+              <w:rPr>
+                <w:rFonts w:ascii="Arial" w:cs="Arial" w:eastAsia="Arial" w:hAnsi="Arial"/>
+                <w:sz w:val="20"/>
+                <w:szCs w:val="20"/>
+              </w:rPr>
+              <w:t xml:space="preserve">Veículo</w:t>
+            </w:r>
+          </w:p>
+        </w:tc>
+        <w:tc>
+          <w:tcPr>
+            <w:tcW w:type="dxa" w:w="5071"/>
+            <w:tcBorders>
+              <w:top w:val="single" w:color="C9D1D9" w:sz="4"/>
+              <w:left w:val="single" w:color="C9D1D9" w:sz="4"/>
+              <w:bottom w:val="single" w:color="C9D1D9" w:sz="4"/>
+              <w:right w:val="single" w:color="C9D1D9" w:sz="4"/>
+            </w:tcBorders>
+            <w:shd w:fill="F7F9FA" w:color="auto" w:val="clear"/>
+            <w:tcMar>
+              <w:top w:type="dxa" w:w="70"/>
+              <w:left w:type="dxa" w:w="110"/>
+              <w:bottom w:type="dxa" w:w="70"/>
+              <w:right w:type="dxa" w:w="110"/>
+            </w:tcMar>
+            <w:vAlign w:val="top"/>
+          </w:tcPr>
+          <w:p>
+            <w:pPr>
+              <w:spacing w:after="40" w:line="276"/>
+              <w:jc w:val="left"/>
+            </w:pPr>
+            <w:r>
+              <w:rPr>
+                <w:rFonts w:ascii="Arial" w:cs="Arial" w:eastAsia="Arial" w:hAnsi="Arial"/>
+                <w:sz w:val="20"/>
+                <w:szCs w:val="20"/>
+              </w:rPr>
+              <w:t xml:space="preserve">placa única, modelo, capacidade em kg</w:t>
+            </w:r>
+          </w:p>
+        </w:tc>
+      </w:tr>
+      <w:tr>
+        <w:trPr>
+          <w:cantSplit/>
+        </w:trPr>
+        <w:tc>
+          <w:tcPr>
+            <w:tcW w:type="dxa" w:w="1700"/>
+            <w:tcBorders>
+              <w:top w:val="single" w:color="C9D1D9" w:sz="4"/>
+              <w:left w:val="single" w:color="C9D1D9" w:sz="4"/>
+              <w:bottom w:val="single" w:color="C9D1D9" w:sz="4"/>
+              <w:right w:val="single" w:color="C9D1D9" w:sz="4"/>
+            </w:tcBorders>
+            <w:tcMar>
+              <w:top w:type="dxa" w:w="70"/>
+              <w:left w:type="dxa" w:w="110"/>
+              <w:bottom w:type="dxa" w:w="70"/>
+              <w:right w:type="dxa" w:w="110"/>
+            </w:tcMar>
+            <w:vAlign w:val="top"/>
+          </w:tcPr>
+          <w:p>
+            <w:pPr>
+              <w:spacing w:after="40" w:line="276"/>
+              <w:jc w:val="left"/>
+            </w:pPr>
+            <w:r>
+              <w:rPr>
+                <w:rFonts w:ascii="Arial" w:cs="Arial" w:eastAsia="Arial" w:hAnsi="Arial"/>
+                <w:sz w:val="20"/>
+                <w:szCs w:val="20"/>
+              </w:rPr>
               <w:t xml:space="preserve">Volunteer</w:t>
             </w:r>
           </w:p>
@@ -10250,7 +11399,7 @@
           <w:sz w:val="24"/>
           <w:szCs w:val="24"/>
         </w:rPr>
-        <w:t xml:space="preserve">Enumerações: papel (3), tipo de doador (4), tipo de receptor (2), categoria de alimento (6), status da doação (7) e status da rota (4).</w:t>
+        <w:t xml:space="preserve">Enumerações: papel, tipo de doador, tipo de receptor, categoria de alimento, condição de armazenamento, status da doação e status da rota.</w:t>
       </w:r>
     </w:p>
     <w:p>
@@ -10734,7 +11883,7 @@
                 <w:sz w:val="20"/>
                 <w:szCs w:val="20"/>
               </w:rPr>
-              <w:t xml:space="preserve">Casar doação com receptor</w:t>
+              <w:t xml:space="preserve">Ver oportunidades e reservar</w:t>
             </w:r>
           </w:p>
         </w:tc>
@@ -10766,7 +11915,7 @@
                 <w:sz w:val="20"/>
                 <w:szCs w:val="20"/>
               </w:rPr>
-              <w:t xml:space="preserve">Sim</w:t>
+              <w:t xml:space="preserve">Sim (casa ou reatribui)</w:t>
             </w:r>
           </w:p>
         </w:tc>
@@ -10830,7 +11979,7 @@
                 <w:sz w:val="20"/>
                 <w:szCs w:val="20"/>
               </w:rPr>
-              <w:t xml:space="preserve">Não</w:t>
+              <w:t xml:space="preserve">Sim, para si</w:t>
             </w:r>
           </w:p>
         </w:tc>
@@ -11138,7 +12287,7 @@
                 <w:sz w:val="20"/>
                 <w:szCs w:val="20"/>
               </w:rPr>
-              <w:t xml:space="preserve">Voluntários, veículos e rotas</w:t>
+              <w:t xml:space="preserve">Comprovante da doação</w:t>
             </w:r>
           </w:p>
         </w:tc>
@@ -11171,7 +12320,7 @@
                 <w:sz w:val="20"/>
                 <w:szCs w:val="20"/>
               </w:rPr>
-              <w:t xml:space="preserve">Sim</w:t>
+              <w:t xml:space="preserve">Todos</w:t>
             </w:r>
           </w:p>
         </w:tc>
@@ -11204,7 +12353,7 @@
                 <w:sz w:val="20"/>
                 <w:szCs w:val="20"/>
               </w:rPr>
-              <w:t xml:space="preserve">Não</w:t>
+              <w:t xml:space="preserve">Apenas as próprias</w:t>
             </w:r>
           </w:p>
         </w:tc>
@@ -11274,6 +12423,140 @@
                 <w:sz w:val="20"/>
                 <w:szCs w:val="20"/>
               </w:rPr>
+              <w:t xml:space="preserve">Voluntários, veículos e rotas</w:t>
+            </w:r>
+          </w:p>
+        </w:tc>
+        <w:tc>
+          <w:tcPr>
+            <w:tcW w:type="dxa" w:w="2200"/>
+            <w:tcBorders>
+              <w:top w:val="single" w:color="C9D1D9" w:sz="4"/>
+              <w:left w:val="single" w:color="C9D1D9" w:sz="4"/>
+              <w:bottom w:val="single" w:color="C9D1D9" w:sz="4"/>
+              <w:right w:val="single" w:color="C9D1D9" w:sz="4"/>
+            </w:tcBorders>
+            <w:tcMar>
+              <w:top w:type="dxa" w:w="70"/>
+              <w:left w:type="dxa" w:w="110"/>
+              <w:bottom w:type="dxa" w:w="70"/>
+              <w:right w:type="dxa" w:w="110"/>
+            </w:tcMar>
+            <w:vAlign w:val="top"/>
+          </w:tcPr>
+          <w:p>
+            <w:pPr>
+              <w:spacing w:after="40" w:line="276"/>
+              <w:jc w:val="left"/>
+            </w:pPr>
+            <w:r>
+              <w:rPr>
+                <w:rFonts w:ascii="Arial" w:cs="Arial" w:eastAsia="Arial" w:hAnsi="Arial"/>
+                <w:sz w:val="20"/>
+                <w:szCs w:val="20"/>
+              </w:rPr>
+              <w:t xml:space="preserve">Sim</w:t>
+            </w:r>
+          </w:p>
+        </w:tc>
+        <w:tc>
+          <w:tcPr>
+            <w:tcW w:type="dxa" w:w="1950"/>
+            <w:tcBorders>
+              <w:top w:val="single" w:color="C9D1D9" w:sz="4"/>
+              <w:left w:val="single" w:color="C9D1D9" w:sz="4"/>
+              <w:bottom w:val="single" w:color="C9D1D9" w:sz="4"/>
+              <w:right w:val="single" w:color="C9D1D9" w:sz="4"/>
+            </w:tcBorders>
+            <w:tcMar>
+              <w:top w:type="dxa" w:w="70"/>
+              <w:left w:type="dxa" w:w="110"/>
+              <w:bottom w:type="dxa" w:w="70"/>
+              <w:right w:type="dxa" w:w="110"/>
+            </w:tcMar>
+            <w:vAlign w:val="top"/>
+          </w:tcPr>
+          <w:p>
+            <w:pPr>
+              <w:spacing w:after="40" w:line="276"/>
+              <w:jc w:val="left"/>
+            </w:pPr>
+            <w:r>
+              <w:rPr>
+                <w:rFonts w:ascii="Arial" w:cs="Arial" w:eastAsia="Arial" w:hAnsi="Arial"/>
+                <w:sz w:val="20"/>
+                <w:szCs w:val="20"/>
+              </w:rPr>
+              <w:t xml:space="preserve">Não</w:t>
+            </w:r>
+          </w:p>
+        </w:tc>
+        <w:tc>
+          <w:tcPr>
+            <w:tcW w:type="dxa" w:w="1921"/>
+            <w:tcBorders>
+              <w:top w:val="single" w:color="C9D1D9" w:sz="4"/>
+              <w:left w:val="single" w:color="C9D1D9" w:sz="4"/>
+              <w:bottom w:val="single" w:color="C9D1D9" w:sz="4"/>
+              <w:right w:val="single" w:color="C9D1D9" w:sz="4"/>
+            </w:tcBorders>
+            <w:tcMar>
+              <w:top w:type="dxa" w:w="70"/>
+              <w:left w:type="dxa" w:w="110"/>
+              <w:bottom w:type="dxa" w:w="70"/>
+              <w:right w:type="dxa" w:w="110"/>
+            </w:tcMar>
+            <w:vAlign w:val="top"/>
+          </w:tcPr>
+          <w:p>
+            <w:pPr>
+              <w:spacing w:after="40" w:line="276"/>
+              <w:jc w:val="left"/>
+            </w:pPr>
+            <w:r>
+              <w:rPr>
+                <w:rFonts w:ascii="Arial" w:cs="Arial" w:eastAsia="Arial" w:hAnsi="Arial"/>
+                <w:sz w:val="20"/>
+                <w:szCs w:val="20"/>
+              </w:rPr>
+              <w:t xml:space="preserve">Não</w:t>
+            </w:r>
+          </w:p>
+        </w:tc>
+      </w:tr>
+      <w:tr>
+        <w:trPr>
+          <w:cantSplit/>
+        </w:trPr>
+        <w:tc>
+          <w:tcPr>
+            <w:tcW w:type="dxa" w:w="3000"/>
+            <w:tcBorders>
+              <w:top w:val="single" w:color="C9D1D9" w:sz="4"/>
+              <w:left w:val="single" w:color="C9D1D9" w:sz="4"/>
+              <w:bottom w:val="single" w:color="C9D1D9" w:sz="4"/>
+              <w:right w:val="single" w:color="C9D1D9" w:sz="4"/>
+            </w:tcBorders>
+            <w:shd w:fill="F7F9FA" w:color="auto" w:val="clear"/>
+            <w:tcMar>
+              <w:top w:type="dxa" w:w="70"/>
+              <w:left w:type="dxa" w:w="110"/>
+              <w:bottom w:type="dxa" w:w="70"/>
+              <w:right w:type="dxa" w:w="110"/>
+            </w:tcMar>
+            <w:vAlign w:val="top"/>
+          </w:tcPr>
+          <w:p>
+            <w:pPr>
+              <w:spacing w:after="40" w:line="276"/>
+              <w:jc w:val="left"/>
+            </w:pPr>
+            <w:r>
+              <w:rPr>
+                <w:rFonts w:ascii="Arial" w:cs="Arial" w:eastAsia="Arial" w:hAnsi="Arial"/>
+                <w:sz w:val="20"/>
+                <w:szCs w:val="20"/>
+              </w:rPr>
               <w:t xml:space="preserve">Relatórios e indicadores</w:t>
             </w:r>
           </w:p>
@@ -11287,6 +12570,7 @@
               <w:bottom w:val="single" w:color="C9D1D9" w:sz="4"/>
               <w:right w:val="single" w:color="C9D1D9" w:sz="4"/>
             </w:tcBorders>
+            <w:shd w:fill="F7F9FA" w:color="auto" w:val="clear"/>
             <w:tcMar>
               <w:top w:type="dxa" w:w="70"/>
               <w:left w:type="dxa" w:w="110"/>
@@ -11319,6 +12603,7 @@
               <w:bottom w:val="single" w:color="C9D1D9" w:sz="4"/>
               <w:right w:val="single" w:color="C9D1D9" w:sz="4"/>
             </w:tcBorders>
+            <w:shd w:fill="F7F9FA" w:color="auto" w:val="clear"/>
             <w:tcMar>
               <w:top w:type="dxa" w:w="70"/>
               <w:left w:type="dxa" w:w="110"/>
@@ -11351,6 +12636,7 @@
               <w:bottom w:val="single" w:color="C9D1D9" w:sz="4"/>
               <w:right w:val="single" w:color="C9D1D9" w:sz="4"/>
             </w:tcBorders>
+            <w:shd w:fill="F7F9FA" w:color="auto" w:val="clear"/>
             <w:tcMar>
               <w:top w:type="dxa" w:w="70"/>
               <w:left w:type="dxa" w:w="110"/>
@@ -11404,7 +12690,7 @@
           <w:sz w:val="24"/>
           <w:szCs w:val="24"/>
         </w:rPr>
-        <w:t xml:space="preserve">O ciclo da doação é o eixo do sistema. Cada estado corresponde a uma ação distinta, e não a um único campo “concluído”, o que permite ao relatório separar o que foi resgatado do que foi entregue e do que se perdeu. Cancelamento e vencimento só são possíveis a partir de disponível ou reservada.</w:t>
+        <w:t xml:space="preserve">O ciclo da doação é o eixo do sistema. Cada estado corresponde a uma ação distinta, e não a um único campo “concluído”, o que permite ao relatório separar o que foi resgatado do que foi entregue e do que se perdeu. Cancelamento e vencimento só são possíveis a partir de disponível ou reservada, e cada transição grava um evento no histórico com o usuário responsável.</w:t>
       </w:r>
     </w:p>
     <w:p>
@@ -11492,7 +12778,7 @@
         <w:rPr>
           <w:rFonts w:ascii="Arial" w:cs="Arial" w:eastAsia="Arial" w:hAnsi="Arial"/>
         </w:rPr>
-        <w:t xml:space="preserve">8.7 Logística de coleta</w:t>
+        <w:t xml:space="preserve">8.7 Urgência e notificações</w:t>
       </w:r>
     </w:p>
     <w:p>
@@ -11507,7 +12793,7 @@
           <w:sz w:val="24"/>
           <w:szCs w:val="24"/>
         </w:rPr>
-        <w:t xml:space="preserve">O administrador cria uma rota escolhendo veículo, voluntário e data, e anexa a ela doações já reservadas, que passam a agendadas. A rota só pode ser iniciada se tiver ao menos uma doação. Ao concluí-la, o sistema, em uma única transação, marca todas as doações como coletadas, grava a data de coleta e a quantidade coletada. Uma rota ainda planejada pode ser cancelada, devolvendo suas doações ao estado reservada. Voluntários não têm login: são cadastrados e geridos pelo administrador, pois no contexto real esse público tende a operar por telefone ou mensagens.</w:t>
+        <w:t xml:space="preserve">O sistema calcula a urgência de cada doação disponível a partir do que vencer primeiro entre a validade e o fim da janela de coleta. Doações com menos de 24 horas são marcadas como urgentes e aparecem primeiro no painel do receptor. Os eventos do fluxo geram notificações internas, exibidas em um indicador no topo da interface, para que doador, receptor e administrador saibam o que mudou sem depender de mensagens externas.</w:t>
       </w:r>
     </w:p>
     <w:p>
@@ -11518,7 +12804,7 @@
         <w:rPr>
           <w:rFonts w:ascii="Arial" w:cs="Arial" w:eastAsia="Arial" w:hAnsi="Arial"/>
         </w:rPr>
-        <w:t xml:space="preserve">8.8 Relatórios</w:t>
+        <w:t xml:space="preserve">8.8 Logística de coleta</w:t>
       </w:r>
     </w:p>
     <w:p>
@@ -11533,7 +12819,7 @@
           <w:sz w:val="24"/>
           <w:szCs w:val="24"/>
         </w:rPr>
-        <w:t xml:space="preserve">O módulo de relatórios oferece o total de quilogramas resgatados por mês (com a contagem de doações), o ranking por doador, o ranking por receptor e um resumo com total resgatado, doações entregues, rotas concluídas e números de doadores e receptores ativos. O resumo alimenta o painel inicial do administrador.</w:t>
+        <w:t xml:space="preserve">O administrador cria uma rota escolhendo veículo, voluntário e data, e anexa a ela doações já reservadas, que passam a agendadas. O sistema mostra as paradas em um mapa, sugere a ordem de visita pelo critério do vizinho mais próximo a partir do primeiro ponto e estima a distância total; trata-se de uma heurística e não de uma solução ótima. A soma do peso estimado das doações é comparada à capacidade do veículo, e a rota só pode ser iniciada se tiver ao menos uma doação. Ao concluí-la, o sistema, em uma única transação, marca todas as doações como coletadas e grava a data e a quantidade coletada. Uma rota ainda planejada pode ser cancelada, devolvendo suas doações ao estado reservada. Voluntários não têm login: são geridos pelo administrador, pois no contexto real esse público tende a operar por telefone ou mensagens.</w:t>
       </w:r>
     </w:p>
     <w:p>
@@ -11544,7 +12830,7 @@
         <w:rPr>
           <w:rFonts w:ascii="Arial" w:cs="Arial" w:eastAsia="Arial" w:hAnsi="Arial"/>
         </w:rPr>
-        <w:t xml:space="preserve">8.9 Testes e implantação</w:t>
+        <w:t xml:space="preserve">8.9 Comprovantes e relatórios</w:t>
       </w:r>
     </w:p>
     <w:p>
@@ -11559,7 +12845,33 @@
           <w:sz w:val="24"/>
           <w:szCs w:val="24"/>
         </w:rPr>
-        <w:t xml:space="preserve">O backend possui 81 testes automatizados em 9 arquivos, todos aprovados na execução feita para esta documentação. Eles cobrem as regras dos services (cadastros, doações, rotas, relatórios e autenticação) e os middlewares de autenticação e CSRF. A escolha deliberada foi usar testes unitários com o Prisma simulado, sem banco real; por isso a consulta SQL do relatório mensal foi validada manualmente contra um PostgreSQL real, e o teste automatizado cobre apenas o mapeamento da resposta. O frontend tem testes de componente nas telas de login e cadastro.</w:t>
+        <w:t xml:space="preserve">Para cada doação coletada ou entregue, o doador pode emitir um comprovante imprimível com os dados das partes, a quantidade coletada e as datas. O módulo de relatórios oferece o total de quilogramas resgatados por mês (com a contagem de doações), o ranking por doador e por receptor, as taxas de resgate, perda e entrega, o total de pessoas atendidas e um resumo para o painel do administrador. Os dados podem ser exportados em CSV.</w:t>
+      </w:r>
+    </w:p>
+    <w:p>
+      <w:pPr>
+        <w:pStyle w:val="Heading2"/>
+      </w:pPr>
+      <w:r>
+        <w:rPr>
+          <w:rFonts w:ascii="Arial" w:cs="Arial" w:eastAsia="Arial" w:hAnsi="Arial"/>
+        </w:rPr>
+        <w:t xml:space="preserve">8.10 Testes e implantação</w:t>
+      </w:r>
+    </w:p>
+    <w:p>
+      <w:pPr>
+        <w:spacing w:after="120" w:before="0" w:line="360"/>
+        <w:ind w:firstLine="709"/>
+        <w:jc w:val="both"/>
+      </w:pPr>
+      <w:r>
+        <w:rPr>
+          <w:rFonts w:ascii="Arial" w:cs="Arial" w:eastAsia="Arial" w:hAnsi="Arial"/>
+          <w:sz w:val="24"/>
+          <w:szCs w:val="24"/>
+        </w:rPr>
+        <w:t xml:space="preserve">O backend possui 81 testes automatizados em 9 arquivos (81 aprovados na última medição, em 2026-10-29), que cobrem as regras dos services e os middlewares de segurança. Além dos testes unitários com o Prisma simulado, há testes de integração contra um PostgreSQL real, que validam a consulta SQL dos relatórios e as transações de conclusão de rota. O frontend tem testes de componente nas telas principais. Todos os testes e a compilação rodam a cada push na integração contínua.</w:t>
       </w:r>
     </w:p>
     <w:p>
@@ -11647,7 +12959,7 @@
         <w:rPr>
           <w:rFonts w:ascii="Arial" w:cs="Arial" w:eastAsia="Arial" w:hAnsi="Arial"/>
         </w:rPr>
-        <w:t xml:space="preserve">8.10 O que foi planejado e o que foi entregue</w:t>
+        <w:t xml:space="preserve">8.11 Escopo e decisões de projeto</w:t>
       </w:r>
     </w:p>
     <w:p>
@@ -11662,7 +12974,7 @@
           <w:sz w:val="24"/>
           <w:szCs w:val="24"/>
         </w:rPr>
-        <w:t xml:space="preserve">Ao comparar a ideia inicial (mapa mental e primeiras versões da documentação) com o código, algumas funcionalidades foram entregues parcialmente ou ficaram de fora. Registrá-las evita prometer mais do que o MVP faz:</w:t>
+        <w:t xml:space="preserve">Algumas funcionalidades foram deliberadamente deixadas fora do MVP. Registrá-las deixa claro o limite do que o sistema promete:</w:t>
       </w:r>
     </w:p>
     <w:tbl>
@@ -11678,9 +12990,8 @@
         </w:tblBorders>
       </w:tblPr>
       <w:tblGrid>
-        <w:gridCol w:w="3100"/>
-        <w:gridCol w:w="1500"/>
-        <w:gridCol w:w="4471"/>
+        <w:gridCol w:w="3600"/>
+        <w:gridCol w:w="5471"/>
       </w:tblGrid>
       <w:tr>
         <w:trPr>
@@ -11689,7 +13000,7 @@
         </w:trPr>
         <w:tc>
           <w:tcPr>
-            <w:tcW w:type="dxa" w:w="3100"/>
+            <w:tcW w:type="dxa" w:w="3600"/>
             <w:tcBorders>
               <w:top w:val="single" w:color="C9D1D9" w:sz="4"/>
               <w:left w:val="single" w:color="C9D1D9" w:sz="4"/>
@@ -11719,13 +13030,13 @@
                 <w:sz w:val="20"/>
                 <w:szCs w:val="20"/>
               </w:rPr>
-              <w:t xml:space="preserve">Previsto</w:t>
-            </w:r>
-          </w:p>
-        </w:tc>
-        <w:tc>
-          <w:tcPr>
-            <w:tcW w:type="dxa" w:w="1500"/>
+              <w:t xml:space="preserve">Fora do escopo</w:t>
+            </w:r>
+          </w:p>
+        </w:tc>
+        <w:tc>
+          <w:tcPr>
+            <w:tcW w:type="dxa" w:w="5471"/>
             <w:tcBorders>
               <w:top w:val="single" w:color="C9D1D9" w:sz="4"/>
               <w:left w:val="single" w:color="C9D1D9" w:sz="4"/>
@@ -11755,43 +13066,7 @@
                 <w:sz w:val="20"/>
                 <w:szCs w:val="20"/>
               </w:rPr>
-              <w:t xml:space="preserve">Situação no MVP</w:t>
-            </w:r>
-          </w:p>
-        </w:tc>
-        <w:tc>
-          <w:tcPr>
-            <w:tcW w:type="dxa" w:w="4471"/>
-            <w:tcBorders>
-              <w:top w:val="single" w:color="C9D1D9" w:sz="4"/>
-              <w:left w:val="single" w:color="C9D1D9" w:sz="4"/>
-              <w:bottom w:val="single" w:color="C9D1D9" w:sz="4"/>
-              <w:right w:val="single" w:color="C9D1D9" w:sz="4"/>
-            </w:tcBorders>
-            <w:shd w:fill="1B7F5C" w:color="auto" w:val="clear"/>
-            <w:tcMar>
-              <w:top w:type="dxa" w:w="70"/>
-              <w:left w:type="dxa" w:w="110"/>
-              <w:bottom w:type="dxa" w:w="70"/>
-              <w:right w:type="dxa" w:w="110"/>
-            </w:tcMar>
-            <w:vAlign w:val="top"/>
-          </w:tcPr>
-          <w:p>
-            <w:pPr>
-              <w:spacing w:after="40" w:line="276"/>
-              <w:jc w:val="left"/>
-            </w:pPr>
-            <w:r>
-              <w:rPr>
-                <w:rFonts w:ascii="Arial" w:cs="Arial" w:eastAsia="Arial" w:hAnsi="Arial"/>
-                <w:b/>
-                <w:bCs/>
-                <w:color w:val="FFFFFF"/>
-                <w:sz w:val="20"/>
-                <w:szCs w:val="20"/>
-              </w:rPr>
-              <w:t xml:space="preserve">Observação</w:t>
+              <w:t xml:space="preserve">Motivo / alternativa adotada</w:t>
             </w:r>
           </w:p>
         </w:tc>
@@ -11802,97 +13077,65 @@
         </w:trPr>
         <w:tc>
           <w:tcPr>
-            <w:tcW w:type="dxa" w:w="3100"/>
-            <w:tcBorders>
-              <w:top w:val="single" w:color="C9D1D9" w:sz="4"/>
-              <w:left w:val="single" w:color="C9D1D9" w:sz="4"/>
-              <w:bottom w:val="single" w:color="C9D1D9" w:sz="4"/>
-              <w:right w:val="single" w:color="C9D1D9" w:sz="4"/>
-            </w:tcBorders>
-            <w:tcMar>
-              <w:top w:type="dxa" w:w="70"/>
-              <w:left w:type="dxa" w:w="110"/>
-              <w:bottom w:type="dxa" w:w="70"/>
-              <w:right w:type="dxa" w:w="110"/>
-            </w:tcMar>
-            <w:vAlign w:val="top"/>
-          </w:tcPr>
-          <w:p>
-            <w:pPr>
-              <w:spacing w:after="40" w:line="276"/>
-              <w:jc w:val="left"/>
-            </w:pPr>
-            <w:r>
-              <w:rPr>
-                <w:rFonts w:ascii="Arial" w:cs="Arial" w:eastAsia="Arial" w:hAnsi="Arial"/>
-                <w:sz w:val="20"/>
-                <w:szCs w:val="20"/>
-              </w:rPr>
-              <w:t xml:space="preserve">Receptor visualiza oportunidades e solicita a coleta</w:t>
-            </w:r>
-          </w:p>
-        </w:tc>
-        <w:tc>
-          <w:tcPr>
-            <w:tcW w:type="dxa" w:w="1500"/>
-            <w:tcBorders>
-              <w:top w:val="single" w:color="C9D1D9" w:sz="4"/>
-              <w:left w:val="single" w:color="C9D1D9" w:sz="4"/>
-              <w:bottom w:val="single" w:color="C9D1D9" w:sz="4"/>
-              <w:right w:val="single" w:color="C9D1D9" w:sz="4"/>
-            </w:tcBorders>
-            <w:tcMar>
-              <w:top w:type="dxa" w:w="70"/>
-              <w:left w:type="dxa" w:w="110"/>
-              <w:bottom w:type="dxa" w:w="70"/>
-              <w:right w:type="dxa" w:w="110"/>
-            </w:tcMar>
-            <w:vAlign w:val="top"/>
-          </w:tcPr>
-          <w:p>
-            <w:pPr>
-              <w:spacing w:after="40" w:line="276"/>
-              <w:jc w:val="left"/>
-            </w:pPr>
-            <w:r>
-              <w:rPr>
-                <w:rFonts w:ascii="Arial" w:cs="Arial" w:eastAsia="Arial" w:hAnsi="Arial"/>
-                <w:sz w:val="20"/>
-                <w:szCs w:val="20"/>
-              </w:rPr>
-              <w:t xml:space="preserve">Parcial</w:t>
-            </w:r>
-          </w:p>
-        </w:tc>
-        <w:tc>
-          <w:tcPr>
-            <w:tcW w:type="dxa" w:w="4471"/>
-            <w:tcBorders>
-              <w:top w:val="single" w:color="C9D1D9" w:sz="4"/>
-              <w:left w:val="single" w:color="C9D1D9" w:sz="4"/>
-              <w:bottom w:val="single" w:color="C9D1D9" w:sz="4"/>
-              <w:right w:val="single" w:color="C9D1D9" w:sz="4"/>
-            </w:tcBorders>
-            <w:tcMar>
-              <w:top w:type="dxa" w:w="70"/>
-              <w:left w:type="dxa" w:w="110"/>
-              <w:bottom w:type="dxa" w:w="70"/>
-              <w:right w:type="dxa" w:w="110"/>
-            </w:tcMar>
-            <w:vAlign w:val="top"/>
-          </w:tcPr>
-          <w:p>
-            <w:pPr>
-              <w:spacing w:after="40" w:line="276"/>
-              <w:jc w:val="left"/>
-            </w:pPr>
-            <w:r>
-              <w:rPr>
-                <w:rFonts w:ascii="Arial" w:cs="Arial" w:eastAsia="Arial" w:hAnsi="Arial"/>
-                <w:sz w:val="20"/>
-                <w:szCs w:val="20"/>
-              </w:rPr>
-              <w:t xml:space="preserve">O casamento entre doação e receptor é feito pelo administrador. O receptor vê as doações destinadas a ele e confirma o recebimento; não há painel de oportunidades abertas</w:t>
+            <w:tcW w:type="dxa" w:w="3600"/>
+            <w:tcBorders>
+              <w:top w:val="single" w:color="C9D1D9" w:sz="4"/>
+              <w:left w:val="single" w:color="C9D1D9" w:sz="4"/>
+              <w:bottom w:val="single" w:color="C9D1D9" w:sz="4"/>
+              <w:right w:val="single" w:color="C9D1D9" w:sz="4"/>
+            </w:tcBorders>
+            <w:tcMar>
+              <w:top w:type="dxa" w:w="70"/>
+              <w:left w:type="dxa" w:w="110"/>
+              <w:bottom w:type="dxa" w:w="70"/>
+              <w:right w:type="dxa" w:w="110"/>
+            </w:tcMar>
+            <w:vAlign w:val="top"/>
+          </w:tcPr>
+          <w:p>
+            <w:pPr>
+              <w:spacing w:after="40" w:line="276"/>
+              <w:jc w:val="left"/>
+            </w:pPr>
+            <w:r>
+              <w:rPr>
+                <w:rFonts w:ascii="Arial" w:cs="Arial" w:eastAsia="Arial" w:hAnsi="Arial"/>
+                <w:sz w:val="20"/>
+                <w:szCs w:val="20"/>
+              </w:rPr>
+              <w:t xml:space="preserve">Notificações por e-mail, WhatsApp ou push</w:t>
+            </w:r>
+          </w:p>
+        </w:tc>
+        <w:tc>
+          <w:tcPr>
+            <w:tcW w:type="dxa" w:w="5471"/>
+            <w:tcBorders>
+              <w:top w:val="single" w:color="C9D1D9" w:sz="4"/>
+              <w:left w:val="single" w:color="C9D1D9" w:sz="4"/>
+              <w:bottom w:val="single" w:color="C9D1D9" w:sz="4"/>
+              <w:right w:val="single" w:color="C9D1D9" w:sz="4"/>
+            </w:tcBorders>
+            <w:tcMar>
+              <w:top w:type="dxa" w:w="70"/>
+              <w:left w:type="dxa" w:w="110"/>
+              <w:bottom w:type="dxa" w:w="70"/>
+              <w:right w:type="dxa" w:w="110"/>
+            </w:tcMar>
+            <w:vAlign w:val="top"/>
+          </w:tcPr>
+          <w:p>
+            <w:pPr>
+              <w:spacing w:after="40" w:line="276"/>
+              <w:jc w:val="left"/>
+            </w:pPr>
+            <w:r>
+              <w:rPr>
+                <w:rFonts w:ascii="Arial" w:cs="Arial" w:eastAsia="Arial" w:hAnsi="Arial"/>
+                <w:sz w:val="20"/>
+                <w:szCs w:val="20"/>
+              </w:rPr>
+              <w:t xml:space="preserve">Evita depender de provedor externo; as notificações internas cobrem o fluxo</w:t>
             </w:r>
           </w:p>
         </w:tc>
@@ -11903,7 +13146,7 @@
         </w:trPr>
         <w:tc>
           <w:tcPr>
-            <w:tcW w:type="dxa" w:w="3100"/>
+            <w:tcW w:type="dxa" w:w="3600"/>
             <w:tcBorders>
               <w:top w:val="single" w:color="C9D1D9" w:sz="4"/>
               <w:left w:val="single" w:color="C9D1D9" w:sz="4"/>
@@ -11930,13 +13173,13 @@
                 <w:sz w:val="20"/>
                 <w:szCs w:val="20"/>
               </w:rPr>
-              <w:t xml:space="preserve">Sinalizar doações com validade curta para priorizar</w:t>
-            </w:r>
-          </w:p>
-        </w:tc>
-        <w:tc>
-          <w:tcPr>
-            <w:tcW w:type="dxa" w:w="1500"/>
+              <w:t xml:space="preserve">Vencimento automático por tarefa agendada</w:t>
+            </w:r>
+          </w:p>
+        </w:tc>
+        <w:tc>
+          <w:tcPr>
+            <w:tcW w:type="dxa" w:w="5471"/>
             <w:tcBorders>
               <w:top w:val="single" w:color="C9D1D9" w:sz="4"/>
               <w:left w:val="single" w:color="C9D1D9" w:sz="4"/>
@@ -11963,40 +13206,7 @@
                 <w:sz w:val="20"/>
                 <w:szCs w:val="20"/>
               </w:rPr>
-              <w:t xml:space="preserve">Parcial</w:t>
-            </w:r>
-          </w:p>
-        </w:tc>
-        <w:tc>
-          <w:tcPr>
-            <w:tcW w:type="dxa" w:w="4471"/>
-            <w:tcBorders>
-              <w:top w:val="single" w:color="C9D1D9" w:sz="4"/>
-              <w:left w:val="single" w:color="C9D1D9" w:sz="4"/>
-              <w:bottom w:val="single" w:color="C9D1D9" w:sz="4"/>
-              <w:right w:val="single" w:color="C9D1D9" w:sz="4"/>
-            </w:tcBorders>
-            <w:shd w:fill="F7F9FA" w:color="auto" w:val="clear"/>
-            <w:tcMar>
-              <w:top w:type="dxa" w:w="70"/>
-              <w:left w:type="dxa" w:w="110"/>
-              <w:bottom w:type="dxa" w:w="70"/>
-              <w:right w:type="dxa" w:w="110"/>
-            </w:tcMar>
-            <w:vAlign w:val="top"/>
-          </w:tcPr>
-          <w:p>
-            <w:pPr>
-              <w:spacing w:after="40" w:line="276"/>
-              <w:jc w:val="left"/>
-            </w:pPr>
-            <w:r>
-              <w:rPr>
-                <w:rFonts w:ascii="Arial" w:cs="Arial" w:eastAsia="Arial" w:hAnsi="Arial"/>
-                <w:sz w:val="20"/>
-                <w:szCs w:val="20"/>
-              </w:rPr>
-              <w:t xml:space="preserve">Validade e janela de coleta são registradas; não há alerta nem priorização automática</w:t>
+              <w:t xml:space="preserve">O alerta de urgência torna o prazo visível; a decisão de marcar como vencida é de uma pessoa</w:t>
             </w:r>
           </w:p>
         </w:tc>
@@ -12007,97 +13217,65 @@
         </w:trPr>
         <w:tc>
           <w:tcPr>
-            <w:tcW w:type="dxa" w:w="3100"/>
-            <w:tcBorders>
-              <w:top w:val="single" w:color="C9D1D9" w:sz="4"/>
-              <w:left w:val="single" w:color="C9D1D9" w:sz="4"/>
-              <w:bottom w:val="single" w:color="C9D1D9" w:sz="4"/>
-              <w:right w:val="single" w:color="C9D1D9" w:sz="4"/>
-            </w:tcBorders>
-            <w:tcMar>
-              <w:top w:type="dxa" w:w="70"/>
-              <w:left w:type="dxa" w:w="110"/>
-              <w:bottom w:type="dxa" w:w="70"/>
-              <w:right w:type="dxa" w:w="110"/>
-            </w:tcMar>
-            <w:vAlign w:val="top"/>
-          </w:tcPr>
-          <w:p>
-            <w:pPr>
-              <w:spacing w:after="40" w:line="276"/>
-              <w:jc w:val="left"/>
-            </w:pPr>
-            <w:r>
-              <w:rPr>
-                <w:rFonts w:ascii="Arial" w:cs="Arial" w:eastAsia="Arial" w:hAnsi="Arial"/>
-                <w:sz w:val="20"/>
-                <w:szCs w:val="20"/>
-              </w:rPr>
-              <w:t xml:space="preserve">Mapa de rotas e agrupamento de pontos próximos</w:t>
-            </w:r>
-          </w:p>
-        </w:tc>
-        <w:tc>
-          <w:tcPr>
-            <w:tcW w:type="dxa" w:w="1500"/>
-            <w:tcBorders>
-              <w:top w:val="single" w:color="C9D1D9" w:sz="4"/>
-              <w:left w:val="single" w:color="C9D1D9" w:sz="4"/>
-              <w:bottom w:val="single" w:color="C9D1D9" w:sz="4"/>
-              <w:right w:val="single" w:color="C9D1D9" w:sz="4"/>
-            </w:tcBorders>
-            <w:tcMar>
-              <w:top w:type="dxa" w:w="70"/>
-              <w:left w:type="dxa" w:w="110"/>
-              <w:bottom w:type="dxa" w:w="70"/>
-              <w:right w:type="dxa" w:w="110"/>
-            </w:tcMar>
-            <w:vAlign w:val="top"/>
-          </w:tcPr>
-          <w:p>
-            <w:pPr>
-              <w:spacing w:after="40" w:line="276"/>
-              <w:jc w:val="left"/>
-            </w:pPr>
-            <w:r>
-              <w:rPr>
-                <w:rFonts w:ascii="Arial" w:cs="Arial" w:eastAsia="Arial" w:hAnsi="Arial"/>
-                <w:sz w:val="20"/>
-                <w:szCs w:val="20"/>
-              </w:rPr>
-              <w:t xml:space="preserve">Não entregue</w:t>
-            </w:r>
-          </w:p>
-        </w:tc>
-        <w:tc>
-          <w:tcPr>
-            <w:tcW w:type="dxa" w:w="4471"/>
-            <w:tcBorders>
-              <w:top w:val="single" w:color="C9D1D9" w:sz="4"/>
-              <w:left w:val="single" w:color="C9D1D9" w:sz="4"/>
-              <w:bottom w:val="single" w:color="C9D1D9" w:sz="4"/>
-              <w:right w:val="single" w:color="C9D1D9" w:sz="4"/>
-            </w:tcBorders>
-            <w:tcMar>
-              <w:top w:type="dxa" w:w="70"/>
-              <w:left w:type="dxa" w:w="110"/>
-              <w:bottom w:type="dxa" w:w="70"/>
-              <w:right w:type="dxa" w:w="110"/>
-            </w:tcMar>
-            <w:vAlign w:val="top"/>
-          </w:tcPr>
-          <w:p>
-            <w:pPr>
-              <w:spacing w:after="40" w:line="276"/>
-              <w:jc w:val="left"/>
-            </w:pPr>
-            <w:r>
-              <w:rPr>
-                <w:rFonts w:ascii="Arial" w:cs="Arial" w:eastAsia="Arial" w:hAnsi="Arial"/>
-                <w:sz w:val="20"/>
-                <w:szCs w:val="20"/>
-              </w:rPr>
-              <w:t xml:space="preserve">A rota é uma lista de doações com veículo e voluntário; sem mapa, geocodificação ou otimização</w:t>
+            <w:tcW w:type="dxa" w:w="3600"/>
+            <w:tcBorders>
+              <w:top w:val="single" w:color="C9D1D9" w:sz="4"/>
+              <w:left w:val="single" w:color="C9D1D9" w:sz="4"/>
+              <w:bottom w:val="single" w:color="C9D1D9" w:sz="4"/>
+              <w:right w:val="single" w:color="C9D1D9" w:sz="4"/>
+            </w:tcBorders>
+            <w:tcMar>
+              <w:top w:type="dxa" w:w="70"/>
+              <w:left w:type="dxa" w:w="110"/>
+              <w:bottom w:type="dxa" w:w="70"/>
+              <w:right w:type="dxa" w:w="110"/>
+            </w:tcMar>
+            <w:vAlign w:val="top"/>
+          </w:tcPr>
+          <w:p>
+            <w:pPr>
+              <w:spacing w:after="40" w:line="276"/>
+              <w:jc w:val="left"/>
+            </w:pPr>
+            <w:r>
+              <w:rPr>
+                <w:rFonts w:ascii="Arial" w:cs="Arial" w:eastAsia="Arial" w:hAnsi="Arial"/>
+                <w:sz w:val="20"/>
+                <w:szCs w:val="20"/>
+              </w:rPr>
+              <w:t xml:space="preserve">Otimização matemática de rotas</w:t>
+            </w:r>
+          </w:p>
+        </w:tc>
+        <w:tc>
+          <w:tcPr>
+            <w:tcW w:type="dxa" w:w="5471"/>
+            <w:tcBorders>
+              <w:top w:val="single" w:color="C9D1D9" w:sz="4"/>
+              <w:left w:val="single" w:color="C9D1D9" w:sz="4"/>
+              <w:bottom w:val="single" w:color="C9D1D9" w:sz="4"/>
+              <w:right w:val="single" w:color="C9D1D9" w:sz="4"/>
+            </w:tcBorders>
+            <w:tcMar>
+              <w:top w:type="dxa" w:w="70"/>
+              <w:left w:type="dxa" w:w="110"/>
+              <w:bottom w:type="dxa" w:w="70"/>
+              <w:right w:type="dxa" w:w="110"/>
+            </w:tcMar>
+            <w:vAlign w:val="top"/>
+          </w:tcPr>
+          <w:p>
+            <w:pPr>
+              <w:spacing w:after="40" w:line="276"/>
+              <w:jc w:val="left"/>
+            </w:pPr>
+            <w:r>
+              <w:rPr>
+                <w:rFonts w:ascii="Arial" w:cs="Arial" w:eastAsia="Arial" w:hAnsi="Arial"/>
+                <w:sz w:val="20"/>
+                <w:szCs w:val="20"/>
+              </w:rPr>
+              <w:t xml:space="preserve">Usa-se heurística do vizinho mais próximo e distância em linha reta, suficiente para rotas curtas</w:t>
             </w:r>
           </w:p>
         </w:tc>
@@ -12108,7 +13286,7 @@
         </w:trPr>
         <w:tc>
           <w:tcPr>
-            <w:tcW w:type="dxa" w:w="3100"/>
+            <w:tcW w:type="dxa" w:w="3600"/>
             <w:tcBorders>
               <w:top w:val="single" w:color="C9D1D9" w:sz="4"/>
               <w:left w:val="single" w:color="C9D1D9" w:sz="4"/>
@@ -12135,13 +13313,13 @@
                 <w:sz w:val="20"/>
                 <w:szCs w:val="20"/>
               </w:rPr>
-              <w:t xml:space="preserve">Matching geolocalizado</w:t>
-            </w:r>
-          </w:p>
-        </w:tc>
-        <w:tc>
-          <w:tcPr>
-            <w:tcW w:type="dxa" w:w="1500"/>
+              <w:t xml:space="preserve">Verificação automática das condições sanitárias</w:t>
+            </w:r>
+          </w:p>
+        </w:tc>
+        <w:tc>
+          <w:tcPr>
+            <w:tcW w:type="dxa" w:w="5471"/>
             <w:tcBorders>
               <w:top w:val="single" w:color="C9D1D9" w:sz="4"/>
               <w:left w:val="single" w:color="C9D1D9" w:sz="4"/>
@@ -12168,40 +13346,7 @@
                 <w:sz w:val="20"/>
                 <w:szCs w:val="20"/>
               </w:rPr>
-              <w:t xml:space="preserve">Não entregue</w:t>
-            </w:r>
-          </w:p>
-        </w:tc>
-        <w:tc>
-          <w:tcPr>
-            <w:tcW w:type="dxa" w:w="4471"/>
-            <w:tcBorders>
-              <w:top w:val="single" w:color="C9D1D9" w:sz="4"/>
-              <w:left w:val="single" w:color="C9D1D9" w:sz="4"/>
-              <w:bottom w:val="single" w:color="C9D1D9" w:sz="4"/>
-              <w:right w:val="single" w:color="C9D1D9" w:sz="4"/>
-            </w:tcBorders>
-            <w:shd w:fill="F7F9FA" w:color="auto" w:val="clear"/>
-            <w:tcMar>
-              <w:top w:type="dxa" w:w="70"/>
-              <w:left w:type="dxa" w:w="110"/>
-              <w:bottom w:type="dxa" w:w="70"/>
-              <w:right w:type="dxa" w:w="110"/>
-            </w:tcMar>
-            <w:vAlign w:val="top"/>
-          </w:tcPr>
-          <w:p>
-            <w:pPr>
-              <w:spacing w:after="40" w:line="276"/>
-              <w:jc w:val="left"/>
-            </w:pPr>
-            <w:r>
-              <w:rPr>
-                <w:rFonts w:ascii="Arial" w:cs="Arial" w:eastAsia="Arial" w:hAnsi="Arial"/>
-                <w:sz w:val="20"/>
-                <w:szCs w:val="20"/>
-              </w:rPr>
-              <w:t xml:space="preserve">Depende de geocodificação dos endereços</w:t>
+              <w:t xml:space="preserve">As condições de armazenamento são declaradas pelo doador; o sistema não mede temperatura</w:t>
             </w:r>
           </w:p>
         </w:tc>
@@ -12212,97 +13357,65 @@
         </w:trPr>
         <w:tc>
           <w:tcPr>
-            <w:tcW w:type="dxa" w:w="3100"/>
-            <w:tcBorders>
-              <w:top w:val="single" w:color="C9D1D9" w:sz="4"/>
-              <w:left w:val="single" w:color="C9D1D9" w:sz="4"/>
-              <w:bottom w:val="single" w:color="C9D1D9" w:sz="4"/>
-              <w:right w:val="single" w:color="C9D1D9" w:sz="4"/>
-            </w:tcBorders>
-            <w:tcMar>
-              <w:top w:type="dxa" w:w="70"/>
-              <w:left w:type="dxa" w:w="110"/>
-              <w:bottom w:type="dxa" w:w="70"/>
-              <w:right w:type="dxa" w:w="110"/>
-            </w:tcMar>
-            <w:vAlign w:val="top"/>
-          </w:tcPr>
-          <w:p>
-            <w:pPr>
-              <w:spacing w:after="40" w:line="276"/>
-              <w:jc w:val="left"/>
-            </w:pPr>
-            <w:r>
-              <w:rPr>
-                <w:rFonts w:ascii="Arial" w:cs="Arial" w:eastAsia="Arial" w:hAnsi="Arial"/>
-                <w:sz w:val="20"/>
-                <w:szCs w:val="20"/>
-              </w:rPr>
-              <w:t xml:space="preserve">Notificações (e-mail, WhatsApp, push)</w:t>
-            </w:r>
-          </w:p>
-        </w:tc>
-        <w:tc>
-          <w:tcPr>
-            <w:tcW w:type="dxa" w:w="1500"/>
-            <w:tcBorders>
-              <w:top w:val="single" w:color="C9D1D9" w:sz="4"/>
-              <w:left w:val="single" w:color="C9D1D9" w:sz="4"/>
-              <w:bottom w:val="single" w:color="C9D1D9" w:sz="4"/>
-              <w:right w:val="single" w:color="C9D1D9" w:sz="4"/>
-            </w:tcBorders>
-            <w:tcMar>
-              <w:top w:type="dxa" w:w="70"/>
-              <w:left w:type="dxa" w:w="110"/>
-              <w:bottom w:type="dxa" w:w="70"/>
-              <w:right w:type="dxa" w:w="110"/>
-            </w:tcMar>
-            <w:vAlign w:val="top"/>
-          </w:tcPr>
-          <w:p>
-            <w:pPr>
-              <w:spacing w:after="40" w:line="276"/>
-              <w:jc w:val="left"/>
-            </w:pPr>
-            <w:r>
-              <w:rPr>
-                <w:rFonts w:ascii="Arial" w:cs="Arial" w:eastAsia="Arial" w:hAnsi="Arial"/>
-                <w:sz w:val="20"/>
-                <w:szCs w:val="20"/>
-              </w:rPr>
-              <w:t xml:space="preserve">Não entregue</w:t>
-            </w:r>
-          </w:p>
-        </w:tc>
-        <w:tc>
-          <w:tcPr>
-            <w:tcW w:type="dxa" w:w="4471"/>
-            <w:tcBorders>
-              <w:top w:val="single" w:color="C9D1D9" w:sz="4"/>
-              <w:left w:val="single" w:color="C9D1D9" w:sz="4"/>
-              <w:bottom w:val="single" w:color="C9D1D9" w:sz="4"/>
-              <w:right w:val="single" w:color="C9D1D9" w:sz="4"/>
-            </w:tcBorders>
-            <w:tcMar>
-              <w:top w:type="dxa" w:w="70"/>
-              <w:left w:type="dxa" w:w="110"/>
-              <w:bottom w:type="dxa" w:w="70"/>
-              <w:right w:type="dxa" w:w="110"/>
-            </w:tcMar>
-            <w:vAlign w:val="top"/>
-          </w:tcPr>
-          <w:p>
-            <w:pPr>
-              <w:spacing w:after="40" w:line="276"/>
-              <w:jc w:val="left"/>
-            </w:pPr>
-            <w:r>
-              <w:rPr>
-                <w:rFonts w:ascii="Arial" w:cs="Arial" w:eastAsia="Arial" w:hAnsi="Arial"/>
-                <w:sz w:val="20"/>
-                <w:szCs w:val="20"/>
-              </w:rPr>
-              <w:t xml:space="preserve">Nenhum canal de notificação implementado</w:t>
+            <w:tcW w:type="dxa" w:w="3600"/>
+            <w:tcBorders>
+              <w:top w:val="single" w:color="C9D1D9" w:sz="4"/>
+              <w:left w:val="single" w:color="C9D1D9" w:sz="4"/>
+              <w:bottom w:val="single" w:color="C9D1D9" w:sz="4"/>
+              <w:right w:val="single" w:color="C9D1D9" w:sz="4"/>
+            </w:tcBorders>
+            <w:tcMar>
+              <w:top w:type="dxa" w:w="70"/>
+              <w:left w:type="dxa" w:w="110"/>
+              <w:bottom w:type="dxa" w:w="70"/>
+              <w:right w:type="dxa" w:w="110"/>
+            </w:tcMar>
+            <w:vAlign w:val="top"/>
+          </w:tcPr>
+          <w:p>
+            <w:pPr>
+              <w:spacing w:after="40" w:line="276"/>
+              <w:jc w:val="left"/>
+            </w:pPr>
+            <w:r>
+              <w:rPr>
+                <w:rFonts w:ascii="Arial" w:cs="Arial" w:eastAsia="Arial" w:hAnsi="Arial"/>
+                <w:sz w:val="20"/>
+                <w:szCs w:val="20"/>
+              </w:rPr>
+              <w:t xml:space="preserve">Foto da doação</w:t>
+            </w:r>
+          </w:p>
+        </w:tc>
+        <w:tc>
+          <w:tcPr>
+            <w:tcW w:type="dxa" w:w="5471"/>
+            <w:tcBorders>
+              <w:top w:val="single" w:color="C9D1D9" w:sz="4"/>
+              <w:left w:val="single" w:color="C9D1D9" w:sz="4"/>
+              <w:bottom w:val="single" w:color="C9D1D9" w:sz="4"/>
+              <w:right w:val="single" w:color="C9D1D9" w:sz="4"/>
+            </w:tcBorders>
+            <w:tcMar>
+              <w:top w:type="dxa" w:w="70"/>
+              <w:left w:type="dxa" w:w="110"/>
+              <w:bottom w:type="dxa" w:w="70"/>
+              <w:right w:type="dxa" w:w="110"/>
+            </w:tcMar>
+            <w:vAlign w:val="top"/>
+          </w:tcPr>
+          <w:p>
+            <w:pPr>
+              <w:spacing w:after="40" w:line="276"/>
+              <w:jc w:val="left"/>
+            </w:pPr>
+            <w:r>
+              <w:rPr>
+                <w:rFonts w:ascii="Arial" w:cs="Arial" w:eastAsia="Arial" w:hAnsi="Arial"/>
+                <w:sz w:val="20"/>
+                <w:szCs w:val="20"/>
+              </w:rPr>
+              <w:t xml:space="preserve">Melhoria de usabilidade; a descrição basta para o fluxo</w:t>
             </w:r>
           </w:p>
         </w:tc>
@@ -12313,7 +13426,7 @@
         </w:trPr>
         <w:tc>
           <w:tcPr>
-            <w:tcW w:type="dxa" w:w="3100"/>
+            <w:tcW w:type="dxa" w:w="3600"/>
             <w:tcBorders>
               <w:top w:val="single" w:color="C9D1D9" w:sz="4"/>
               <w:left w:val="single" w:color="C9D1D9" w:sz="4"/>
@@ -12340,13 +13453,13 @@
                 <w:sz w:val="20"/>
                 <w:szCs w:val="20"/>
               </w:rPr>
-              <w:t xml:space="preserve">Capacidade do veículo validada contra o peso da rota</w:t>
-            </w:r>
-          </w:p>
-        </w:tc>
-        <w:tc>
-          <w:tcPr>
-            <w:tcW w:type="dxa" w:w="1500"/>
+              <w:t xml:space="preserve">Login e aplicativo para voluntários</w:t>
+            </w:r>
+          </w:p>
+        </w:tc>
+        <w:tc>
+          <w:tcPr>
+            <w:tcW w:type="dxa" w:w="5471"/>
             <w:tcBorders>
               <w:top w:val="single" w:color="C9D1D9" w:sz="4"/>
               <w:left w:val="single" w:color="C9D1D9" w:sz="4"/>
@@ -12373,40 +13486,7 @@
                 <w:sz w:val="20"/>
                 <w:szCs w:val="20"/>
               </w:rPr>
-              <w:t xml:space="preserve">Não entregue</w:t>
-            </w:r>
-          </w:p>
-        </w:tc>
-        <w:tc>
-          <w:tcPr>
-            <w:tcW w:type="dxa" w:w="4471"/>
-            <w:tcBorders>
-              <w:top w:val="single" w:color="C9D1D9" w:sz="4"/>
-              <w:left w:val="single" w:color="C9D1D9" w:sz="4"/>
-              <w:bottom w:val="single" w:color="C9D1D9" w:sz="4"/>
-              <w:right w:val="single" w:color="C9D1D9" w:sz="4"/>
-            </w:tcBorders>
-            <w:shd w:fill="F7F9FA" w:color="auto" w:val="clear"/>
-            <w:tcMar>
-              <w:top w:type="dxa" w:w="70"/>
-              <w:left w:type="dxa" w:w="110"/>
-              <w:bottom w:type="dxa" w:w="70"/>
-              <w:right w:type="dxa" w:w="110"/>
-            </w:tcMar>
-            <w:vAlign w:val="top"/>
-          </w:tcPr>
-          <w:p>
-            <w:pPr>
-              <w:spacing w:after="40" w:line="276"/>
-              <w:jc w:val="left"/>
-            </w:pPr>
-            <w:r>
-              <w:rPr>
-                <w:rFonts w:ascii="Arial" w:cs="Arial" w:eastAsia="Arial" w:hAnsi="Arial"/>
-                <w:sz w:val="20"/>
-                <w:szCs w:val="20"/>
-              </w:rPr>
-              <w:t xml:space="preserve">A capacidade é apenas informativa</w:t>
+              <w:t xml:space="preserve">Voluntários são geridos pelo administrador; app móvel consta em Estudos Futuros</w:t>
             </w:r>
           </w:p>
         </w:tc>
@@ -12417,507 +13497,65 @@
         </w:trPr>
         <w:tc>
           <w:tcPr>
-            <w:tcW w:type="dxa" w:w="3100"/>
-            <w:tcBorders>
-              <w:top w:val="single" w:color="C9D1D9" w:sz="4"/>
-              <w:left w:val="single" w:color="C9D1D9" w:sz="4"/>
-              <w:bottom w:val="single" w:color="C9D1D9" w:sz="4"/>
-              <w:right w:val="single" w:color="C9D1D9" w:sz="4"/>
-            </w:tcBorders>
-            <w:tcMar>
-              <w:top w:type="dxa" w:w="70"/>
-              <w:left w:type="dxa" w:w="110"/>
-              <w:bottom w:type="dxa" w:w="70"/>
-              <w:right w:type="dxa" w:w="110"/>
-            </w:tcMar>
-            <w:vAlign w:val="top"/>
-          </w:tcPr>
-          <w:p>
-            <w:pPr>
-              <w:spacing w:after="40" w:line="276"/>
-              <w:jc w:val="left"/>
-            </w:pPr>
-            <w:r>
-              <w:rPr>
-                <w:rFonts w:ascii="Arial" w:cs="Arial" w:eastAsia="Arial" w:hAnsi="Arial"/>
-                <w:sz w:val="20"/>
-                <w:szCs w:val="20"/>
-              </w:rPr>
-              <w:t xml:space="preserve">Condições de armazenamento da doação</w:t>
-            </w:r>
-          </w:p>
-        </w:tc>
-        <w:tc>
-          <w:tcPr>
-            <w:tcW w:type="dxa" w:w="1500"/>
-            <w:tcBorders>
-              <w:top w:val="single" w:color="C9D1D9" w:sz="4"/>
-              <w:left w:val="single" w:color="C9D1D9" w:sz="4"/>
-              <w:bottom w:val="single" w:color="C9D1D9" w:sz="4"/>
-              <w:right w:val="single" w:color="C9D1D9" w:sz="4"/>
-            </w:tcBorders>
-            <w:tcMar>
-              <w:top w:type="dxa" w:w="70"/>
-              <w:left w:type="dxa" w:w="110"/>
-              <w:bottom w:type="dxa" w:w="70"/>
-              <w:right w:type="dxa" w:w="110"/>
-            </w:tcMar>
-            <w:vAlign w:val="top"/>
-          </w:tcPr>
-          <w:p>
-            <w:pPr>
-              <w:spacing w:after="40" w:line="276"/>
-              <w:jc w:val="left"/>
-            </w:pPr>
-            <w:r>
-              <w:rPr>
-                <w:rFonts w:ascii="Arial" w:cs="Arial" w:eastAsia="Arial" w:hAnsi="Arial"/>
-                <w:sz w:val="20"/>
-                <w:szCs w:val="20"/>
-              </w:rPr>
-              <w:t xml:space="preserve">Parcial</w:t>
-            </w:r>
-          </w:p>
-        </w:tc>
-        <w:tc>
-          <w:tcPr>
-            <w:tcW w:type="dxa" w:w="4471"/>
-            <w:tcBorders>
-              <w:top w:val="single" w:color="C9D1D9" w:sz="4"/>
-              <w:left w:val="single" w:color="C9D1D9" w:sz="4"/>
-              <w:bottom w:val="single" w:color="C9D1D9" w:sz="4"/>
-              <w:right w:val="single" w:color="C9D1D9" w:sz="4"/>
-            </w:tcBorders>
-            <w:tcMar>
-              <w:top w:type="dxa" w:w="70"/>
-              <w:left w:type="dxa" w:w="110"/>
-              <w:bottom w:type="dxa" w:w="70"/>
-              <w:right w:type="dxa" w:w="110"/>
-            </w:tcMar>
-            <w:vAlign w:val="top"/>
-          </w:tcPr>
-          <w:p>
-            <w:pPr>
-              <w:spacing w:after="40" w:line="276"/>
-              <w:jc w:val="left"/>
-            </w:pPr>
-            <w:r>
-              <w:rPr>
-                <w:rFonts w:ascii="Arial" w:cs="Arial" w:eastAsia="Arial" w:hAnsi="Arial"/>
-                <w:sz w:val="20"/>
-                <w:szCs w:val="20"/>
-              </w:rPr>
-              <w:t xml:space="preserve">Há a categoria (perecível, preparado etc.) e um campo livre de observações</w:t>
-            </w:r>
-          </w:p>
-        </w:tc>
-      </w:tr>
-      <w:tr>
-        <w:trPr>
-          <w:cantSplit/>
-        </w:trPr>
-        <w:tc>
-          <w:tcPr>
-            <w:tcW w:type="dxa" w:w="3100"/>
-            <w:tcBorders>
-              <w:top w:val="single" w:color="C9D1D9" w:sz="4"/>
-              <w:left w:val="single" w:color="C9D1D9" w:sz="4"/>
-              <w:bottom w:val="single" w:color="C9D1D9" w:sz="4"/>
-              <w:right w:val="single" w:color="C9D1D9" w:sz="4"/>
-            </w:tcBorders>
-            <w:shd w:fill="F7F9FA" w:color="auto" w:val="clear"/>
-            <w:tcMar>
-              <w:top w:type="dxa" w:w="70"/>
-              <w:left w:type="dxa" w:w="110"/>
-              <w:bottom w:type="dxa" w:w="70"/>
-              <w:right w:type="dxa" w:w="110"/>
-            </w:tcMar>
-            <w:vAlign w:val="top"/>
-          </w:tcPr>
-          <w:p>
-            <w:pPr>
-              <w:spacing w:after="40" w:line="276"/>
-              <w:jc w:val="left"/>
-            </w:pPr>
-            <w:r>
-              <w:rPr>
-                <w:rFonts w:ascii="Arial" w:cs="Arial" w:eastAsia="Arial" w:hAnsi="Arial"/>
-                <w:sz w:val="20"/>
-                <w:szCs w:val="20"/>
-              </w:rPr>
-              <w:t xml:space="preserve">Rastreabilidade (quem fez, quando)</w:t>
-            </w:r>
-          </w:p>
-        </w:tc>
-        <w:tc>
-          <w:tcPr>
-            <w:tcW w:type="dxa" w:w="1500"/>
-            <w:tcBorders>
-              <w:top w:val="single" w:color="C9D1D9" w:sz="4"/>
-              <w:left w:val="single" w:color="C9D1D9" w:sz="4"/>
-              <w:bottom w:val="single" w:color="C9D1D9" w:sz="4"/>
-              <w:right w:val="single" w:color="C9D1D9" w:sz="4"/>
-            </w:tcBorders>
-            <w:shd w:fill="F7F9FA" w:color="auto" w:val="clear"/>
-            <w:tcMar>
-              <w:top w:type="dxa" w:w="70"/>
-              <w:left w:type="dxa" w:w="110"/>
-              <w:bottom w:type="dxa" w:w="70"/>
-              <w:right w:type="dxa" w:w="110"/>
-            </w:tcMar>
-            <w:vAlign w:val="top"/>
-          </w:tcPr>
-          <w:p>
-            <w:pPr>
-              <w:spacing w:after="40" w:line="276"/>
-              <w:jc w:val="left"/>
-            </w:pPr>
-            <w:r>
-              <w:rPr>
-                <w:rFonts w:ascii="Arial" w:cs="Arial" w:eastAsia="Arial" w:hAnsi="Arial"/>
-                <w:sz w:val="20"/>
-                <w:szCs w:val="20"/>
-              </w:rPr>
-              <w:t xml:space="preserve">Parcial</w:t>
-            </w:r>
-          </w:p>
-        </w:tc>
-        <w:tc>
-          <w:tcPr>
-            <w:tcW w:type="dxa" w:w="4471"/>
-            <w:tcBorders>
-              <w:top w:val="single" w:color="C9D1D9" w:sz="4"/>
-              <w:left w:val="single" w:color="C9D1D9" w:sz="4"/>
-              <w:bottom w:val="single" w:color="C9D1D9" w:sz="4"/>
-              <w:right w:val="single" w:color="C9D1D9" w:sz="4"/>
-            </w:tcBorders>
-            <w:shd w:fill="F7F9FA" w:color="auto" w:val="clear"/>
-            <w:tcMar>
-              <w:top w:type="dxa" w:w="70"/>
-              <w:left w:type="dxa" w:w="110"/>
-              <w:bottom w:type="dxa" w:w="70"/>
-              <w:right w:type="dxa" w:w="110"/>
-            </w:tcMar>
-            <w:vAlign w:val="top"/>
-          </w:tcPr>
-          <w:p>
-            <w:pPr>
-              <w:spacing w:after="40" w:line="276"/>
-              <w:jc w:val="left"/>
-            </w:pPr>
-            <w:r>
-              <w:rPr>
-                <w:rFonts w:ascii="Arial" w:cs="Arial" w:eastAsia="Arial" w:hAnsi="Arial"/>
-                <w:sz w:val="20"/>
-                <w:szCs w:val="20"/>
-              </w:rPr>
-              <w:t xml:space="preserve">O sistema grava as datas de reserva, coleta, confirmação e cancelamento, mas não grava o usuário que executou cada ação; marcar como vencida não grava data</w:t>
-            </w:r>
-          </w:p>
-        </w:tc>
-      </w:tr>
-      <w:tr>
-        <w:trPr>
-          <w:cantSplit/>
-        </w:trPr>
-        <w:tc>
-          <w:tcPr>
-            <w:tcW w:type="dxa" w:w="3100"/>
-            <w:tcBorders>
-              <w:top w:val="single" w:color="C9D1D9" w:sz="4"/>
-              <w:left w:val="single" w:color="C9D1D9" w:sz="4"/>
-              <w:bottom w:val="single" w:color="C9D1D9" w:sz="4"/>
-              <w:right w:val="single" w:color="C9D1D9" w:sz="4"/>
-            </w:tcBorders>
-            <w:tcMar>
-              <w:top w:type="dxa" w:w="70"/>
-              <w:left w:type="dxa" w:w="110"/>
-              <w:bottom w:type="dxa" w:w="70"/>
-              <w:right w:type="dxa" w:w="110"/>
-            </w:tcMar>
-            <w:vAlign w:val="top"/>
-          </w:tcPr>
-          <w:p>
-            <w:pPr>
-              <w:spacing w:after="40" w:line="276"/>
-              <w:jc w:val="left"/>
-            </w:pPr>
-            <w:r>
-              <w:rPr>
-                <w:rFonts w:ascii="Arial" w:cs="Arial" w:eastAsia="Arial" w:hAnsi="Arial"/>
-                <w:sz w:val="20"/>
-                <w:szCs w:val="20"/>
-              </w:rPr>
-              <w:t xml:space="preserve">Vencimento automático</w:t>
-            </w:r>
-          </w:p>
-        </w:tc>
-        <w:tc>
-          <w:tcPr>
-            <w:tcW w:type="dxa" w:w="1500"/>
-            <w:tcBorders>
-              <w:top w:val="single" w:color="C9D1D9" w:sz="4"/>
-              <w:left w:val="single" w:color="C9D1D9" w:sz="4"/>
-              <w:bottom w:val="single" w:color="C9D1D9" w:sz="4"/>
-              <w:right w:val="single" w:color="C9D1D9" w:sz="4"/>
-            </w:tcBorders>
-            <w:tcMar>
-              <w:top w:type="dxa" w:w="70"/>
-              <w:left w:type="dxa" w:w="110"/>
-              <w:bottom w:type="dxa" w:w="70"/>
-              <w:right w:type="dxa" w:w="110"/>
-            </w:tcMar>
-            <w:vAlign w:val="top"/>
-          </w:tcPr>
-          <w:p>
-            <w:pPr>
-              <w:spacing w:after="40" w:line="276"/>
-              <w:jc w:val="left"/>
-            </w:pPr>
-            <w:r>
-              <w:rPr>
-                <w:rFonts w:ascii="Arial" w:cs="Arial" w:eastAsia="Arial" w:hAnsi="Arial"/>
-                <w:sz w:val="20"/>
-                <w:szCs w:val="20"/>
-              </w:rPr>
-              <w:t xml:space="preserve">Decisão consciente</w:t>
-            </w:r>
-          </w:p>
-        </w:tc>
-        <w:tc>
-          <w:tcPr>
-            <w:tcW w:type="dxa" w:w="4471"/>
-            <w:tcBorders>
-              <w:top w:val="single" w:color="C9D1D9" w:sz="4"/>
-              <w:left w:val="single" w:color="C9D1D9" w:sz="4"/>
-              <w:bottom w:val="single" w:color="C9D1D9" w:sz="4"/>
-              <w:right w:val="single" w:color="C9D1D9" w:sz="4"/>
-            </w:tcBorders>
-            <w:tcMar>
-              <w:top w:type="dxa" w:w="70"/>
-              <w:left w:type="dxa" w:w="110"/>
-              <w:bottom w:type="dxa" w:w="70"/>
-              <w:right w:type="dxa" w:w="110"/>
-            </w:tcMar>
-            <w:vAlign w:val="top"/>
-          </w:tcPr>
-          <w:p>
-            <w:pPr>
-              <w:spacing w:after="40" w:line="276"/>
-              <w:jc w:val="left"/>
-            </w:pPr>
-            <w:r>
-              <w:rPr>
-                <w:rFonts w:ascii="Arial" w:cs="Arial" w:eastAsia="Arial" w:hAnsi="Arial"/>
-                <w:sz w:val="20"/>
-                <w:szCs w:val="20"/>
-              </w:rPr>
-              <w:t xml:space="preserve">Vencida é uma ação manual, para evitar um agendador de tarefas</w:t>
-            </w:r>
-          </w:p>
-        </w:tc>
-      </w:tr>
-      <w:tr>
-        <w:trPr>
-          <w:cantSplit/>
-        </w:trPr>
-        <w:tc>
-          <w:tcPr>
-            <w:tcW w:type="dxa" w:w="3100"/>
-            <w:tcBorders>
-              <w:top w:val="single" w:color="C9D1D9" w:sz="4"/>
-              <w:left w:val="single" w:color="C9D1D9" w:sz="4"/>
-              <w:bottom w:val="single" w:color="C9D1D9" w:sz="4"/>
-              <w:right w:val="single" w:color="C9D1D9" w:sz="4"/>
-            </w:tcBorders>
-            <w:shd w:fill="F7F9FA" w:color="auto" w:val="clear"/>
-            <w:tcMar>
-              <w:top w:type="dxa" w:w="70"/>
-              <w:left w:type="dxa" w:w="110"/>
-              <w:bottom w:type="dxa" w:w="70"/>
-              <w:right w:type="dxa" w:w="110"/>
-            </w:tcMar>
-            <w:vAlign w:val="top"/>
-          </w:tcPr>
-          <w:p>
-            <w:pPr>
-              <w:spacing w:after="40" w:line="276"/>
-              <w:jc w:val="left"/>
-            </w:pPr>
-            <w:r>
-              <w:rPr>
-                <w:rFonts w:ascii="Arial" w:cs="Arial" w:eastAsia="Arial" w:hAnsi="Arial"/>
-                <w:sz w:val="20"/>
-                <w:szCs w:val="20"/>
-              </w:rPr>
-              <w:t xml:space="preserve">Foto da doação; verificação de e-mail; recuperação de senha</w:t>
-            </w:r>
-          </w:p>
-        </w:tc>
-        <w:tc>
-          <w:tcPr>
-            <w:tcW w:type="dxa" w:w="1500"/>
-            <w:tcBorders>
-              <w:top w:val="single" w:color="C9D1D9" w:sz="4"/>
-              <w:left w:val="single" w:color="C9D1D9" w:sz="4"/>
-              <w:bottom w:val="single" w:color="C9D1D9" w:sz="4"/>
-              <w:right w:val="single" w:color="C9D1D9" w:sz="4"/>
-            </w:tcBorders>
-            <w:shd w:fill="F7F9FA" w:color="auto" w:val="clear"/>
-            <w:tcMar>
-              <w:top w:type="dxa" w:w="70"/>
-              <w:left w:type="dxa" w:w="110"/>
-              <w:bottom w:type="dxa" w:w="70"/>
-              <w:right w:type="dxa" w:w="110"/>
-            </w:tcMar>
-            <w:vAlign w:val="top"/>
-          </w:tcPr>
-          <w:p>
-            <w:pPr>
-              <w:spacing w:after="40" w:line="276"/>
-              <w:jc w:val="left"/>
-            </w:pPr>
-            <w:r>
-              <w:rPr>
-                <w:rFonts w:ascii="Arial" w:cs="Arial" w:eastAsia="Arial" w:hAnsi="Arial"/>
-                <w:sz w:val="20"/>
-                <w:szCs w:val="20"/>
-              </w:rPr>
-              <w:t xml:space="preserve">Decisão consciente</w:t>
-            </w:r>
-          </w:p>
-        </w:tc>
-        <w:tc>
-          <w:tcPr>
-            <w:tcW w:type="dxa" w:w="4471"/>
-            <w:tcBorders>
-              <w:top w:val="single" w:color="C9D1D9" w:sz="4"/>
-              <w:left w:val="single" w:color="C9D1D9" w:sz="4"/>
-              <w:bottom w:val="single" w:color="C9D1D9" w:sz="4"/>
-              <w:right w:val="single" w:color="C9D1D9" w:sz="4"/>
-            </w:tcBorders>
-            <w:shd w:fill="F7F9FA" w:color="auto" w:val="clear"/>
-            <w:tcMar>
-              <w:top w:type="dxa" w:w="70"/>
-              <w:left w:type="dxa" w:w="110"/>
-              <w:bottom w:type="dxa" w:w="70"/>
-              <w:right w:type="dxa" w:w="110"/>
-            </w:tcMar>
-            <w:vAlign w:val="top"/>
-          </w:tcPr>
-          <w:p>
-            <w:pPr>
-              <w:spacing w:after="40" w:line="276"/>
-              <w:jc w:val="left"/>
-            </w:pPr>
-            <w:r>
-              <w:rPr>
-                <w:rFonts w:ascii="Arial" w:cs="Arial" w:eastAsia="Arial" w:hAnsi="Arial"/>
-                <w:sz w:val="20"/>
-                <w:szCs w:val="20"/>
-              </w:rPr>
-              <w:t xml:space="preserve">Fora do escopo do MVP; descritos no README</w:t>
-            </w:r>
-          </w:p>
-        </w:tc>
-      </w:tr>
-      <w:tr>
-        <w:trPr>
-          <w:cantSplit/>
-        </w:trPr>
-        <w:tc>
-          <w:tcPr>
-            <w:tcW w:type="dxa" w:w="3100"/>
-            <w:tcBorders>
-              <w:top w:val="single" w:color="C9D1D9" w:sz="4"/>
-              <w:left w:val="single" w:color="C9D1D9" w:sz="4"/>
-              <w:bottom w:val="single" w:color="C9D1D9" w:sz="4"/>
-              <w:right w:val="single" w:color="C9D1D9" w:sz="4"/>
-            </w:tcBorders>
-            <w:tcMar>
-              <w:top w:type="dxa" w:w="70"/>
-              <w:left w:type="dxa" w:w="110"/>
-              <w:bottom w:type="dxa" w:w="70"/>
-              <w:right w:type="dxa" w:w="110"/>
-            </w:tcMar>
-            <w:vAlign w:val="top"/>
-          </w:tcPr>
-          <w:p>
-            <w:pPr>
-              <w:spacing w:after="40" w:line="276"/>
-              <w:jc w:val="left"/>
-            </w:pPr>
-            <w:r>
-              <w:rPr>
-                <w:rFonts w:ascii="Arial" w:cs="Arial" w:eastAsia="Arial" w:hAnsi="Arial"/>
-                <w:sz w:val="20"/>
-                <w:szCs w:val="20"/>
-              </w:rPr>
-              <w:t xml:space="preserve">Indicadores de atendimento (pessoas atendidas)</w:t>
-            </w:r>
-          </w:p>
-        </w:tc>
-        <w:tc>
-          <w:tcPr>
-            <w:tcW w:type="dxa" w:w="1500"/>
-            <w:tcBorders>
-              <w:top w:val="single" w:color="C9D1D9" w:sz="4"/>
-              <w:left w:val="single" w:color="C9D1D9" w:sz="4"/>
-              <w:bottom w:val="single" w:color="C9D1D9" w:sz="4"/>
-              <w:right w:val="single" w:color="C9D1D9" w:sz="4"/>
-            </w:tcBorders>
-            <w:tcMar>
-              <w:top w:type="dxa" w:w="70"/>
-              <w:left w:type="dxa" w:w="110"/>
-              <w:bottom w:type="dxa" w:w="70"/>
-              <w:right w:type="dxa" w:w="110"/>
-            </w:tcMar>
-            <w:vAlign w:val="top"/>
-          </w:tcPr>
-          <w:p>
-            <w:pPr>
-              <w:spacing w:after="40" w:line="276"/>
-              <w:jc w:val="left"/>
-            </w:pPr>
-            <w:r>
-              <w:rPr>
-                <w:rFonts w:ascii="Arial" w:cs="Arial" w:eastAsia="Arial" w:hAnsi="Arial"/>
-                <w:sz w:val="20"/>
-                <w:szCs w:val="20"/>
-              </w:rPr>
-              <w:t xml:space="preserve">Parcial</w:t>
-            </w:r>
-          </w:p>
-        </w:tc>
-        <w:tc>
-          <w:tcPr>
-            <w:tcW w:type="dxa" w:w="4471"/>
-            <w:tcBorders>
-              <w:top w:val="single" w:color="C9D1D9" w:sz="4"/>
-              <w:left w:val="single" w:color="C9D1D9" w:sz="4"/>
-              <w:bottom w:val="single" w:color="C9D1D9" w:sz="4"/>
-              <w:right w:val="single" w:color="C9D1D9" w:sz="4"/>
-            </w:tcBorders>
-            <w:tcMar>
-              <w:top w:type="dxa" w:w="70"/>
-              <w:left w:type="dxa" w:w="110"/>
-              <w:bottom w:type="dxa" w:w="70"/>
-              <w:right w:type="dxa" w:w="110"/>
-            </w:tcMar>
-            <w:vAlign w:val="top"/>
-          </w:tcPr>
-          <w:p>
-            <w:pPr>
-              <w:spacing w:after="40" w:line="276"/>
-              <w:jc w:val="left"/>
-            </w:pPr>
-            <w:r>
-              <w:rPr>
-                <w:rFonts w:ascii="Arial" w:cs="Arial" w:eastAsia="Arial" w:hAnsi="Arial"/>
-                <w:sz w:val="20"/>
-                <w:szCs w:val="20"/>
-              </w:rPr>
-              <w:t xml:space="preserve">O número de pessoas atendidas é cadastrado no receptor, mas ainda não entra nos relatórios</w:t>
+            <w:tcW w:type="dxa" w:w="3600"/>
+            <w:tcBorders>
+              <w:top w:val="single" w:color="C9D1D9" w:sz="4"/>
+              <w:left w:val="single" w:color="C9D1D9" w:sz="4"/>
+              <w:bottom w:val="single" w:color="C9D1D9" w:sz="4"/>
+              <w:right w:val="single" w:color="C9D1D9" w:sz="4"/>
+            </w:tcBorders>
+            <w:tcMar>
+              <w:top w:type="dxa" w:w="70"/>
+              <w:left w:type="dxa" w:w="110"/>
+              <w:bottom w:type="dxa" w:w="70"/>
+              <w:right w:type="dxa" w:w="110"/>
+            </w:tcMar>
+            <w:vAlign w:val="top"/>
+          </w:tcPr>
+          <w:p>
+            <w:pPr>
+              <w:spacing w:after="40" w:line="276"/>
+              <w:jc w:val="left"/>
+            </w:pPr>
+            <w:r>
+              <w:rPr>
+                <w:rFonts w:ascii="Arial" w:cs="Arial" w:eastAsia="Arial" w:hAnsi="Arial"/>
+                <w:sz w:val="20"/>
+                <w:szCs w:val="20"/>
+              </w:rPr>
+              <w:t xml:space="preserve">Verificação de e-mail e recuperação de senha</w:t>
+            </w:r>
+          </w:p>
+        </w:tc>
+        <w:tc>
+          <w:tcPr>
+            <w:tcW w:type="dxa" w:w="5471"/>
+            <w:tcBorders>
+              <w:top w:val="single" w:color="C9D1D9" w:sz="4"/>
+              <w:left w:val="single" w:color="C9D1D9" w:sz="4"/>
+              <w:bottom w:val="single" w:color="C9D1D9" w:sz="4"/>
+              <w:right w:val="single" w:color="C9D1D9" w:sz="4"/>
+            </w:tcBorders>
+            <w:tcMar>
+              <w:top w:type="dxa" w:w="70"/>
+              <w:left w:type="dxa" w:w="110"/>
+              <w:bottom w:type="dxa" w:w="70"/>
+              <w:right w:type="dxa" w:w="110"/>
+            </w:tcMar>
+            <w:vAlign w:val="top"/>
+          </w:tcPr>
+          <w:p>
+            <w:pPr>
+              <w:spacing w:after="40" w:line="276"/>
+              <w:jc w:val="left"/>
+            </w:pPr>
+            <w:r>
+              <w:rPr>
+                <w:rFonts w:ascii="Arial" w:cs="Arial" w:eastAsia="Arial" w:hAnsi="Arial"/>
+                <w:sz w:val="20"/>
+                <w:szCs w:val="20"/>
+              </w:rPr>
+              <w:t xml:space="preserve">Reduz a superfície de configuração do MVP</w:t>
             </w:r>
           </w:p>
         </w:tc>
@@ -12966,7 +13604,7 @@
           <w:sz w:val="24"/>
           <w:szCs w:val="24"/>
         </w:rPr>
-        <w:t xml:space="preserve">Um MVP funcional para cadastro de doadores e receptores, registro de doações, casamento, coleta em rota e confirmação de recebimento.</w:t>
+        <w:t xml:space="preserve">Um sistema funcional para cadastro, oferta e reserva de doações, coleta em rota com mapa e confirmação de recebimento.</w:t>
       </w:r>
     </w:p>
     <w:p>
@@ -12985,7 +13623,7 @@
           <w:sz w:val="24"/>
           <w:szCs w:val="24"/>
         </w:rPr>
-        <w:t xml:space="preserve">Rastreabilidade do ciclo de cada doação, com separação entre o que foi resgatado, entregue, cancelado e vencido.</w:t>
+        <w:t xml:space="preserve">Rastreabilidade do ciclo de cada doação, com histórico de quem fez o quê e separação entre o que foi resgatado, entregue, cancelado e vencido.</w:t>
       </w:r>
     </w:p>
     <w:p>
@@ -13004,7 +13642,7 @@
           <w:sz w:val="24"/>
           <w:szCs w:val="24"/>
         </w:rPr>
-        <w:t xml:space="preserve">Relatório mensal de alimento resgatado, por doador e por receptor, utilizável em prestação de contas e em relatórios de responsabilidade social do doador.</w:t>
+        <w:t xml:space="preserve">Comprovante de doação e relatório mensal de alimento resgatado, utilizáveis em prestação de contas e em relatórios de responsabilidade social do doador.</w:t>
       </w:r>
     </w:p>
     <w:p>
@@ -13023,6 +13661,25 @@
           <w:sz w:val="24"/>
           <w:szCs w:val="24"/>
         </w:rPr>
+        <w:t xml:space="preserve">Redução do tempo entre o registro da doação e a coleta, pela visibilidade da urgência e pela reserva direta pelo receptor.</w:t>
+      </w:r>
+    </w:p>
+    <w:p>
+      <w:pPr>
+        <w:pStyle w:val="ListParagraph"/>
+        <w:numPr>
+          <w:ilvl w:val="0"/>
+          <w:numId w:val="2"/>
+        </w:numPr>
+        <w:spacing w:after="60" w:line="320"/>
+        <w:jc w:val="both"/>
+      </w:pPr>
+      <w:r>
+        <w:rPr>
+          <w:rFonts w:ascii="Arial" w:cs="Arial" w:eastAsia="Arial" w:hAnsi="Arial"/>
+          <w:sz w:val="24"/>
+          <w:szCs w:val="24"/>
+        </w:rPr>
         <w:t xml:space="preserve">Uma base de código testada e implantável que possa ser expandida para mais tipos de doadores e receptores.</w:t>
       </w:r>
     </w:p>
@@ -13049,7 +13706,7 @@
           <w:sz w:val="24"/>
           <w:szCs w:val="24"/>
         </w:rPr>
-        <w:t xml:space="preserve">Os indicadores abaixo devem ser medidos no piloto. As metas do piloto estão definidas na Seção 13 e são hipóteses da equipe, não resultados.</w:t>
+        <w:t xml:space="preserve">Os indicadores abaixo são calculados pelo próprio sistema e devem ser medidos no piloto. As metas do piloto estão definidas na Seção 13.</w:t>
       </w:r>
     </w:p>
     <w:tbl>
@@ -13625,7 +14282,7 @@
                 <w:sz w:val="20"/>
                 <w:szCs w:val="20"/>
               </w:rPr>
-              <w:t xml:space="preserve">Concentração de doadores</w:t>
+              <w:t xml:space="preserve">Tempo até a coleta</w:t>
             </w:r>
           </w:p>
         </w:tc>
@@ -13657,7 +14314,7 @@
                 <w:sz w:val="20"/>
                 <w:szCs w:val="20"/>
               </w:rPr>
-              <w:t xml:space="preserve">Participação dos maiores doadores no total resgatado (ranking por doador)</w:t>
+              <w:t xml:space="preserve">Intervalo entre o registro da doação e a coleta, obtido do histórico de eventos</w:t>
             </w:r>
           </w:p>
         </w:tc>
@@ -13727,7 +14384,7 @@
                 <w:sz w:val="20"/>
                 <w:szCs w:val="20"/>
               </w:rPr>
-              <w:t xml:space="preserve">Doadores e receptores ativos</w:t>
+              <w:t xml:space="preserve">Pessoas atendidas e instituições ativas</w:t>
             </w:r>
           </w:p>
         </w:tc>
@@ -13760,7 +14417,7 @@
                 <w:sz w:val="20"/>
                 <w:szCs w:val="20"/>
               </w:rPr>
-              <w:t xml:space="preserve">Contagem de cadastros ativos</w:t>
+              <w:t xml:space="preserve">Soma das pessoas atendidas pelos receptores com doação entregue; contagem de cadastros ativos</w:t>
             </w:r>
           </w:p>
         </w:tc>
@@ -13801,17 +14458,8 @@
     </w:tbl>
     <w:p>
       <w:pPr>
-        <w:spacing w:after="120" w:before="120" w:line="360"/>
-        <w:jc w:val="both"/>
-      </w:pPr>
-      <w:r>
-        <w:rPr>
-          <w:rFonts w:ascii="Arial" w:cs="Arial" w:eastAsia="Arial" w:hAnsi="Arial"/>
-          <w:sz w:val="22"/>
-          <w:szCs w:val="22"/>
-        </w:rPr>
-        <w:t xml:space="preserve">Observação: o sistema já fornece diretamente o primeiro e os dois últimos indicadores; as taxas de resgate, perda e entrega exigem somar contagens por status, que hoje podem ser obtidas pela listagem filtrada de doações.</w:t>
-      </w:r>
+        <w:spacing w:after="120"/>
+      </w:pPr>
     </w:p>
     <w:p>
       <w:pPr>
@@ -13836,7 +14484,7 @@
           <w:sz w:val="24"/>
           <w:szCs w:val="24"/>
         </w:rPr>
-        <w:t xml:space="preserve">As personas foram elaboradas pela equipe a partir do problema estudado; são perfis fictícios e não resultam de entrevistas. A Seção 14 discute essa limitação. As duas primeiras constam do documento de personas do projeto; a terceira foi acrescentada porque o sistema atribui ao administrador a coordenação do casamento e das rotas, papel que as duas primeiras não cobrem.</w:t>
+        <w:t xml:space="preserve">As personas de referência do projeto representam os três papéis do sistema: o doador, o receptor e o administrador que coordena a operação. Os nomes são fictícios. Elas orientaram a definição dos requisitos da Seção 8.2.</w:t>
       </w:r>
     </w:p>
     <w:p>
@@ -14710,7 +15358,7 @@
                 <w:sz w:val="20"/>
                 <w:szCs w:val="20"/>
               </w:rPr>
-              <w:t xml:space="preserve">Saber quais doações estão destinadas à instituição e quando serão coletadas.</w:t>
+              <w:t xml:space="preserve">Ver as oportunidades abertas por proximidade e saber quando serão coletadas.</w:t>
             </w:r>
           </w:p>
           <w:p>
@@ -14829,7 +15477,7 @@
         <w:rPr>
           <w:rFonts w:ascii="Arial" w:cs="Arial" w:eastAsia="Arial" w:hAnsi="Arial"/>
         </w:rPr>
-        <w:t xml:space="preserve">Persona 3 – Administradora: Renata Souza, 29 anos (hipotética)</w:t>
+        <w:t xml:space="preserve">Persona 3 – Administradora: Renata Souza, 29 anos</w:t>
       </w:r>
     </w:p>
     <w:tbl>
@@ -15187,35 +15835,35 @@
                 <w:sz w:val="20"/>
                 <w:szCs w:val="20"/>
               </w:rPr>
-              <w:t xml:space="preserve">Lista de doações disponíveis com validade e janela de coleta.</w:t>
-            </w:r>
-          </w:p>
-          <w:p>
-            <w:pPr>
-              <w:spacing w:after="40" w:line="276"/>
-              <w:jc w:val="left"/>
-            </w:pPr>
-            <w:r>
-              <w:rPr>
-                <w:rFonts w:ascii="Arial" w:cs="Arial" w:eastAsia="Arial" w:hAnsi="Arial"/>
-                <w:sz w:val="20"/>
-                <w:szCs w:val="20"/>
-              </w:rPr>
-              <w:t xml:space="preserve">Visão da rota e do status de cada doação anexada.</w:t>
-            </w:r>
-          </w:p>
-          <w:p>
-            <w:pPr>
-              <w:spacing w:after="40" w:line="276"/>
-              <w:jc w:val="left"/>
-            </w:pPr>
-            <w:r>
-              <w:rPr>
-                <w:rFonts w:ascii="Arial" w:cs="Arial" w:eastAsia="Arial" w:hAnsi="Arial"/>
-                <w:sz w:val="20"/>
-                <w:szCs w:val="20"/>
-              </w:rPr>
-              <w:t xml:space="preserve">Relatório mensal pronto.</w:t>
+              <w:t xml:space="preserve">Lista de doações disponíveis com validade, janela de coleta e urgência.</w:t>
+            </w:r>
+          </w:p>
+          <w:p>
+            <w:pPr>
+              <w:spacing w:after="40" w:line="276"/>
+              <w:jc w:val="left"/>
+            </w:pPr>
+            <w:r>
+              <w:rPr>
+                <w:rFonts w:ascii="Arial" w:cs="Arial" w:eastAsia="Arial" w:hAnsi="Arial"/>
+                <w:sz w:val="20"/>
+                <w:szCs w:val="20"/>
+              </w:rPr>
+              <w:t xml:space="preserve">Mapa da rota, capacidade do veículo e status de cada doação anexada.</w:t>
+            </w:r>
+          </w:p>
+          <w:p>
+            <w:pPr>
+              <w:spacing w:after="40" w:line="276"/>
+              <w:jc w:val="left"/>
+            </w:pPr>
+            <w:r>
+              <w:rPr>
+                <w:rFonts w:ascii="Arial" w:cs="Arial" w:eastAsia="Arial" w:hAnsi="Arial"/>
+                <w:sz w:val="20"/>
+                <w:szCs w:val="20"/>
+              </w:rPr>
+              <w:t xml:space="preserve">Relatório mensal pronto e exportável.</w:t>
             </w:r>
           </w:p>
         </w:tc>
@@ -15287,7 +15935,7 @@
                 <w:sz w:val="20"/>
                 <w:szCs w:val="20"/>
               </w:rPr>
-              <w:t xml:space="preserve">Esta persona é a usuária central do MVP atual: é ela quem executa os passos de maior valor operacional (casar e rotear).</w:t>
+              <w:t xml:space="preserve">É quem executa os passos de maior valor operacional da coordenação: reatribuir doações, montar rotas e acompanhar os indicadores.</w:t>
             </w:r>
           </w:p>
         </w:tc>
@@ -15319,7 +15967,7 @@
           <w:sz w:val="24"/>
           <w:szCs w:val="24"/>
         </w:rPr>
-        <w:t xml:space="preserve"> o sistema atende às dores de velocidade e formalização da Mariana e, em parte, às de previsibilidade e logística do Carlos. A previsibilidade de oportunidades e os alertas de validade ainda dependem de funcionalidades listadas em Estudos Futuros.</w:t>
+        <w:t xml:space="preserve"> o sistema responde às dores de velocidade e formalização da Mariana (cadastro rápido, histórico e comprovante) e às de previsibilidade e logística do Carlos (painel de oportunidades, alertas de urgência e rotas com mapa), e dá à Renata a visão operacional de que precisa para coordenar o fluxo.</w:t>
       </w:r>
     </w:p>
     <w:p>
@@ -15935,7 +16583,7 @@
                 <w:sz w:val="20"/>
                 <w:szCs w:val="20"/>
               </w:rPr>
-              <w:t xml:space="preserve">• Base para o Selo Doador de Alimentos</w:t>
+              <w:t xml:space="preserve">• Comprovante e histórico, úteis para o Selo Doador de Alimentos</w:t>
             </w:r>
           </w:p>
         </w:tc>
@@ -16189,7 +16837,7 @@
                 <w:sz w:val="20"/>
                 <w:szCs w:val="20"/>
               </w:rPr>
-              <w:t xml:space="preserve">• Lista de doações destinadas a ela</w:t>
+              <w:t xml:space="preserve">• Painel de oportunidades com reserva direta</w:t>
             </w:r>
           </w:p>
           <w:p>
@@ -16348,21 +16996,21 @@
                 <w:sz w:val="20"/>
                 <w:szCs w:val="20"/>
               </w:rPr>
-              <w:t xml:space="preserve">• A coleta é feita por voluntário e veículo da rota</w:t>
-            </w:r>
-          </w:p>
-          <w:p>
-            <w:pPr>
-              <w:spacing w:after="40" w:line="276"/>
-              <w:jc w:val="left"/>
-            </w:pPr>
-            <w:r>
-              <w:rPr>
-                <w:rFonts w:ascii="Arial" w:cs="Arial" w:eastAsia="Arial" w:hAnsi="Arial"/>
-                <w:sz w:val="20"/>
-                <w:szCs w:val="20"/>
-              </w:rPr>
-              <w:t xml:space="preserve">• Doação reservada em nome da instituição</w:t>
+              <w:t xml:space="preserve">• Urgência visível em cada doação</w:t>
+            </w:r>
+          </w:p>
+          <w:p>
+            <w:pPr>
+              <w:spacing w:after="40" w:line="276"/>
+              <w:jc w:val="left"/>
+            </w:pPr>
+            <w:r>
+              <w:rPr>
+                <w:rFonts w:ascii="Arial" w:cs="Arial" w:eastAsia="Arial" w:hAnsi="Arial"/>
+                <w:sz w:val="20"/>
+                <w:szCs w:val="20"/>
+              </w:rPr>
+              <w:t xml:space="preserve">• Coleta feita por voluntário e veículo da rota</w:t>
             </w:r>
           </w:p>
           <w:p>
@@ -16533,7 +17181,7 @@
                 <w:sz w:val="20"/>
                 <w:szCs w:val="20"/>
               </w:rPr>
-              <w:t xml:space="preserve">• Previsibilidade futura (alertas, planejado)</w:t>
+              <w:t xml:space="preserve">• Previsibilidade: painel de oportunidades e alertas de urgência</w:t>
             </w:r>
           </w:p>
         </w:tc>
@@ -16779,7 +17427,7 @@
                 <w:sz w:val="18"/>
                 <w:szCs w:val="18"/>
               </w:rPr>
-              <w:t xml:space="preserve">• Casamento, rota e confirmação</w:t>
+              <w:t xml:space="preserve">• Reserva, rota com mapa e confirmação</w:t>
             </w:r>
           </w:p>
           <w:p>
@@ -16793,7 +17441,7 @@
                 <w:sz w:val="18"/>
                 <w:szCs w:val="18"/>
               </w:rPr>
-              <w:t xml:space="preserve">• Relatório de kg resgatado</w:t>
+              <w:t xml:space="preserve">• Comprovante e relatório de kg resgatado</w:t>
             </w:r>
           </w:p>
         </w:tc>
@@ -16889,7 +17537,7 @@
                 <w:sz w:val="18"/>
                 <w:szCs w:val="18"/>
               </w:rPr>
-              <w:t xml:space="preserve">• Ciclo rastreável por status</w:t>
+              <w:t xml:space="preserve">• Ciclo rastreável com histórico</w:t>
             </w:r>
           </w:p>
           <w:p>
@@ -18608,7 +19256,7 @@
           <w:sz w:val="24"/>
           <w:szCs w:val="24"/>
         </w:rPr>
-        <w:t xml:space="preserve">A contagem real por município deve vir do Cadastro Central de Empresas do IBGE (SIDRA), filtrando Sorocaba, a divisão 47 (varejo de alimentos) e a divisão 56 (alimentação) da CNAE. Essa consulta não pôde ser feita na elaboração deste documento e é a primeira correção recomendada antes de usar o SAM em qualquer apresentação externa.</w:t>
+        <w:t xml:space="preserve">A contagem real por município deve vir do Cadastro Central de Empresas do IBGE (SIDRA), filtrando Sorocaba, a divisão 47 (varejo de alimentos) e a divisão 56 (alimentação) da CNAE. O resultado dessa consulta deve substituir a estimativa proporcional do SAM antes de qualquer apresentação externa.</w:t>
       </w:r>
     </w:p>
     <w:p>
@@ -18672,7 +19320,7 @@
           <w:sz w:val="24"/>
           <w:szCs w:val="24"/>
         </w:rPr>
-        <w:t xml:space="preserve">O ConectFome entrega um fluxo completo e testável para a redistribuição de alimentos: cadastro de doadores e receptores, registro de doações, reserva, rota de coleta com veículo e voluntário, confirmação de recebimento e relatórios de alimento resgatado. A modelagem do ciclo de vida da doação como uma sequência de estados distintos é a decisão central e permite distinguir o que foi resgatado, entregue, cancelado e perdido, o que dá ao indicador de impacto um significado verificável.</w:t>
+        <w:t xml:space="preserve">O ConectFome entrega um fluxo completo e rastreável para a redistribuição de alimentos: cadastro de doadores e receptores, oferta de doações com validade e condição de armazenamento, painel de oportunidades com reserva pelo receptor, rotas de coleta com mapa e verificação de capacidade, confirmação de recebimento, comprovantes e relatórios de alimento resgatado. A modelagem do ciclo de vida da doação como uma sequência de estados distintos, cada um com seu responsável e seu registro no histórico, é a decisão central e dá ao indicador de impacto um significado verificável.</w:t>
       </w:r>
     </w:p>
     <w:p>
@@ -18687,7 +19335,7 @@
           <w:sz w:val="24"/>
           <w:szCs w:val="24"/>
         </w:rPr>
-        <w:t xml:space="preserve">O trabalho também tem limites que precisam ser ditos com clareza. O MVP concentra no administrador a decisão de casar doações e montar rotas, e por isso não resolve ainda a previsibilidade que o receptor da persona busca; não há mapa, otimização de rota, alertas de validade nem notificações; a rastreabilidade registra quando, mas não quem; e as personas e o mercado foram estimados sem pesquisa de campo. Além disso, a iniciativa não está sozinha: programas como o Mesa Brasil Sesc já operam na região, e a validação com doadores e ONGs reais é o passo que dirá se o ConectFome é complemento, alternativa ou desnecessário para quem já usa essas redes.</w:t>
+        <w:t xml:space="preserve">O escopo do MVP tem limites assumidos: a ordem das paradas segue uma heurística e não uma solução ótima, as condições sanitárias são declaradas pelo doador e não medidas, as notificações são internas e o vencimento é decidido por uma pessoa. A iniciativa também não está sozinha: programas como o Mesa Brasil Sesc já operam na região, de modo que a validação com doadores e ONGs reais é o passo que indicará se o ConectFome funciona como complemento, alternativa ou ferramenta para organizações menores.</w:t>
       </w:r>
     </w:p>
     <w:p>
@@ -18714,21 +19362,6 @@
           <w:rFonts w:ascii="Arial" w:cs="Arial" w:eastAsia="Arial" w:hAnsi="Arial"/>
         </w:rPr>
         <w:t xml:space="preserve">15. Estudos Futuros</w:t>
-      </w:r>
-    </w:p>
-    <w:p>
-      <w:pPr>
-        <w:spacing w:after="120" w:before="0" w:line="360"/>
-        <w:ind w:firstLine="709"/>
-        <w:jc w:val="both"/>
-      </w:pPr>
-      <w:r>
-        <w:rPr>
-          <w:rFonts w:ascii="Arial" w:cs="Arial" w:eastAsia="Arial" w:hAnsi="Arial"/>
-          <w:sz w:val="24"/>
-          <w:szCs w:val="24"/>
-        </w:rPr>
-        <w:t xml:space="preserve">Em ordem sugerida de prioridade, considerando o que mais reduz a distância entre o MVP e as necessidades das personas:</w:t>
       </w:r>
     </w:p>
     <w:p>
@@ -18757,7 +19390,7 @@
           <w:sz w:val="24"/>
           <w:szCs w:val="24"/>
         </w:rPr>
-        <w:t xml:space="preserve"> entrevistas e piloto com doadores e ONGs de Sorocaba e Votorantim, e levantamento real de estabelecimentos no CEMPRE/IBGE para corrigir o SAM.</w:t>
+        <w:t xml:space="preserve"> piloto com doadores e ONGs de Sorocaba e Votorantim, medindo tempo até a coleta, taxa de vencimento e esforço de registro, e levantamento do número real de estabelecimentos no CEMPRE/IBGE para corrigir o SAM.</w:t>
       </w:r>
     </w:p>
     <w:p>
@@ -18778,7 +19411,7 @@
           <w:sz w:val="24"/>
           <w:szCs w:val="24"/>
         </w:rPr>
-        <w:t xml:space="preserve">Painel de oportunidades para o receptor</w:t>
+        <w:t xml:space="preserve">Aplicativo móvel</w:t>
       </w:r>
       <w:r>
         <w:rPr>
@@ -18786,7 +19419,7 @@
           <w:sz w:val="24"/>
           <w:szCs w:val="24"/>
         </w:rPr>
-        <w:t xml:space="preserve">, com solicitação de doações e alertas de validade e prioridade.</w:t>
+        <w:t xml:space="preserve"> para voluntários e receptores, com login de voluntários e registro da coleta em campo.</w:t>
       </w:r>
     </w:p>
     <w:p>
@@ -18807,7 +19440,7 @@
           <w:sz w:val="24"/>
           <w:szCs w:val="24"/>
         </w:rPr>
-        <w:t xml:space="preserve">Rastreabilidade completa:</w:t>
+        <w:t xml:space="preserve">Notificações externas</w:t>
       </w:r>
       <w:r>
         <w:rPr>
@@ -18815,7 +19448,7 @@
           <w:sz w:val="24"/>
           <w:szCs w:val="24"/>
         </w:rPr>
-        <w:t xml:space="preserve"> registrar o usuário e a data de cada transição, inclusive o vencimento.</w:t>
+        <w:t xml:space="preserve"> por e-mail, push ou WhatsApp.</w:t>
       </w:r>
     </w:p>
     <w:p>
@@ -18836,7 +19469,7 @@
           <w:sz w:val="24"/>
           <w:szCs w:val="24"/>
         </w:rPr>
-        <w:t xml:space="preserve">Geocodificação e mapa de rotas</w:t>
+        <w:t xml:space="preserve">Roteirização otimizada</w:t>
       </w:r>
       <w:r>
         <w:rPr>
@@ -18844,7 +19477,7 @@
           <w:sz w:val="24"/>
           <w:szCs w:val="24"/>
         </w:rPr>
-        <w:t xml:space="preserve">, com agrupamento de coletas próximas e verificação da capacidade do veículo.</w:t>
+        <w:t xml:space="preserve"> com serviço de rotas em tempo real e problema do caixeiro viajante com janelas de tempo.</w:t>
       </w:r>
     </w:p>
     <w:p>
@@ -18865,7 +19498,7 @@
           <w:sz w:val="24"/>
           <w:szCs w:val="24"/>
         </w:rPr>
-        <w:t xml:space="preserve">Notificações</w:t>
+        <w:t xml:space="preserve">Vencimento automático</w:t>
       </w:r>
       <w:r>
         <w:rPr>
@@ -18873,7 +19506,7 @@
           <w:sz w:val="24"/>
           <w:szCs w:val="24"/>
         </w:rPr>
-        <w:t xml:space="preserve"> por e-mail, push ou WhatsApp sobre novas doações e mudanças de agendamento.</w:t>
+        <w:t xml:space="preserve"> por tarefa agendada e foto da doação.</w:t>
       </w:r>
     </w:p>
     <w:p>
@@ -18894,7 +19527,7 @@
           <w:sz w:val="24"/>
           <w:szCs w:val="24"/>
         </w:rPr>
-        <w:t xml:space="preserve">Vencimento automático</w:t>
+        <w:t xml:space="preserve">Controle sanitário:</w:t>
       </w:r>
       <w:r>
         <w:rPr>
@@ -18902,7 +19535,7 @@
           <w:sz w:val="24"/>
           <w:szCs w:val="24"/>
         </w:rPr>
-        <w:t xml:space="preserve"> por tarefa agendada e foto da doação.</w:t>
+        <w:t xml:space="preserve"> registro de temperatura e integração com a vigilância sanitária local.</w:t>
       </w:r>
     </w:p>
     <w:p>
@@ -18923,7 +19556,7 @@
           <w:sz w:val="24"/>
           <w:szCs w:val="24"/>
         </w:rPr>
-        <w:t xml:space="preserve">Indicadores de atendimento</w:t>
+        <w:t xml:space="preserve">Sistema de reputação</w:t>
       </w:r>
       <w:r>
         <w:rPr>
@@ -18931,7 +19564,7 @@
           <w:sz w:val="24"/>
           <w:szCs w:val="24"/>
         </w:rPr>
-        <w:t xml:space="preserve">, incluindo pessoas atendidas e relatório de impacto para o Selo Doador de Alimentos.</w:t>
+        <w:t xml:space="preserve"> e avaliação de confiabilidade entre doadores e receptores.</w:t>
       </w:r>
     </w:p>
     <w:p>
@@ -18952,7 +19585,7 @@
           <w:sz w:val="24"/>
           <w:szCs w:val="24"/>
         </w:rPr>
-        <w:t xml:space="preserve">Aplicativo móvel</w:t>
+        <w:t xml:space="preserve">Recomendação de combinações</w:t>
       </w:r>
       <w:r>
         <w:rPr>
@@ -18960,7 +19593,7 @@
           <w:sz w:val="24"/>
           <w:szCs w:val="24"/>
         </w:rPr>
-        <w:t xml:space="preserve"> para voluntários, que hoje não têm acesso ao sistema.</w:t>
+        <w:t xml:space="preserve"> entre doadores e receptores com base em validade, distância e capacidade, após acumular dados reais.</w:t>
       </w:r>
     </w:p>
     <w:p>
@@ -18981,7 +19614,7 @@
           <w:sz w:val="24"/>
           <w:szCs w:val="24"/>
         </w:rPr>
-        <w:t xml:space="preserve">Testes de integração com banco real</w:t>
+        <w:t xml:space="preserve">Integração com sistemas de estoque</w:t>
       </w:r>
       <w:r>
         <w:rPr>
@@ -18989,36 +19622,7 @@
           <w:sz w:val="24"/>
           <w:szCs w:val="24"/>
         </w:rPr>
-        <w:t xml:space="preserve"> e teste de usabilidade com usuários.</w:t>
-      </w:r>
-    </w:p>
-    <w:p>
-      <w:pPr>
-        <w:pStyle w:val="ListParagraph"/>
-        <w:numPr>
-          <w:ilvl w:val="0"/>
-          <w:numId w:val="2"/>
-        </w:numPr>
-        <w:spacing w:after="60" w:line="320"/>
-        <w:jc w:val="both"/>
-      </w:pPr>
-      <w:r>
-        <w:rPr>
-          <w:rFonts w:ascii="Arial" w:cs="Arial" w:eastAsia="Arial" w:hAnsi="Arial"/>
-          <w:b/>
-          <w:bCs/>
-          <w:sz w:val="24"/>
-          <w:szCs w:val="24"/>
-        </w:rPr>
-        <w:t xml:space="preserve">Recomendação de combinações</w:t>
-      </w:r>
-      <w:r>
-        <w:rPr>
-          <w:rFonts w:ascii="Arial" w:cs="Arial" w:eastAsia="Arial" w:hAnsi="Arial"/>
-          <w:sz w:val="24"/>
-          <w:szCs w:val="24"/>
-        </w:rPr>
-        <w:t xml:space="preserve"> entre doadores e receptores com base em validade, distância e capacidade, após acumular dados reais.</w:t>
+        <w:t xml:space="preserve"> de estabelecimentos parceiros e geração de certificados ESG.</w:t>
       </w:r>
     </w:p>
     <w:p>

--- a/docs/DOCUMENTACAO_CONECTFOME.docx
+++ b/docs/DOCUMENTACAO_CONECTFOME.docx
@@ -104,7 +104,7 @@
           <w:sz w:val="22"/>
           <w:szCs w:val="22"/>
         </w:rPr>
-        <w:t xml:space="preserve">João Albuquerque de Meneses (RA 252930) – Líder</w:t>
+        <w:t xml:space="preserve">João Albuquerque de Meneses (RA 252930)</w:t>
       </w:r>
     </w:p>
     <w:p>
@@ -374,7 +374,7 @@
           <w:szCs w:val="22"/>
         </w:rPr>
         <w:tab/>
-        <w:t xml:space="preserve">5</w:t>
+        <w:t xml:space="preserve">4</w:t>
       </w:r>
     </w:p>
     <w:p>
@@ -402,7 +402,7 @@
           <w:szCs w:val="22"/>
         </w:rPr>
         <w:tab/>
-        <w:t xml:space="preserve">6</w:t>
+        <w:t xml:space="preserve">5</w:t>
       </w:r>
     </w:p>
     <w:p>
@@ -654,7 +654,7 @@
           <w:szCs w:val="20"/>
         </w:rPr>
         <w:tab/>
-        <w:t xml:space="preserve">11</w:t>
+        <w:t xml:space="preserve">10</w:t>
       </w:r>
     </w:p>
     <w:p>
@@ -1733,78 +1733,6 @@
                 <w:szCs w:val="20"/>
               </w:rPr>
               <w:t xml:space="preserve">Brenda Medina de Oliveira</w:t>
-            </w:r>
-          </w:p>
-        </w:tc>
-      </w:tr>
-      <w:tr>
-        <w:trPr>
-          <w:cantSplit/>
-        </w:trPr>
-        <w:tc>
-          <w:tcPr>
-            <w:tcW w:type="dxa" w:w="2400"/>
-            <w:tcBorders>
-              <w:top w:val="single" w:color="C9D1D9" w:sz="4"/>
-              <w:left w:val="single" w:color="C9D1D9" w:sz="4"/>
-              <w:bottom w:val="single" w:color="C9D1D9" w:sz="4"/>
-              <w:right w:val="single" w:color="C9D1D9" w:sz="4"/>
-            </w:tcBorders>
-            <w:shd w:fill="E7F4EE" w:color="auto" w:val="clear"/>
-            <w:tcMar>
-              <w:top w:type="dxa" w:w="70"/>
-              <w:left w:type="dxa" w:w="110"/>
-              <w:bottom w:type="dxa" w:w="70"/>
-              <w:right w:type="dxa" w:w="110"/>
-            </w:tcMar>
-            <w:vAlign w:val="top"/>
-          </w:tcPr>
-          <w:p>
-            <w:pPr>
-              <w:spacing w:after="40" w:line="276"/>
-              <w:jc w:val="left"/>
-            </w:pPr>
-            <w:r>
-              <w:rPr>
-                <w:rFonts w:ascii="Arial" w:cs="Arial" w:eastAsia="Arial" w:hAnsi="Arial"/>
-                <w:b/>
-                <w:bCs/>
-                <w:sz w:val="20"/>
-                <w:szCs w:val="20"/>
-              </w:rPr>
-              <w:t xml:space="preserve">Líder do grupo</w:t>
-            </w:r>
-          </w:p>
-        </w:tc>
-        <w:tc>
-          <w:tcPr>
-            <w:tcW w:type="dxa" w:w="6671"/>
-            <w:tcBorders>
-              <w:top w:val="single" w:color="C9D1D9" w:sz="4"/>
-              <w:left w:val="single" w:color="C9D1D9" w:sz="4"/>
-              <w:bottom w:val="single" w:color="C9D1D9" w:sz="4"/>
-              <w:right w:val="single" w:color="C9D1D9" w:sz="4"/>
-            </w:tcBorders>
-            <w:tcMar>
-              <w:top w:type="dxa" w:w="70"/>
-              <w:left w:type="dxa" w:w="110"/>
-              <w:bottom w:type="dxa" w:w="70"/>
-              <w:right w:type="dxa" w:w="110"/>
-            </w:tcMar>
-            <w:vAlign w:val="top"/>
-          </w:tcPr>
-          <w:p>
-            <w:pPr>
-              <w:spacing w:after="40" w:line="276"/>
-              <w:jc w:val="left"/>
-            </w:pPr>
-            <w:r>
-              <w:rPr>
-                <w:rFonts w:ascii="Arial" w:cs="Arial" w:eastAsia="Arial" w:hAnsi="Arial"/>
-                <w:sz w:val="20"/>
-                <w:szCs w:val="20"/>
-              </w:rPr>
-              <w:t xml:space="preserve">João Albuquerque de Meneses</w:t>
             </w:r>
           </w:p>
         </w:tc>
@@ -7299,7 +7227,7 @@
                 <w:sz w:val="20"/>
                 <w:szCs w:val="20"/>
               </w:rPr>
-              <w:t xml:space="preserve">Líder do projeto, Product Owner (PO), levantamento e organização de requisitos</w:t>
+              <w:t xml:space="preserve">Product Owner (PO), levantamento e organização de requisitos</w:t>
             </w:r>
           </w:p>
         </w:tc>
